--- a/技术文档/技术文档.docx
+++ b/技术文档/技术文档.docx
@@ -3147,7 +3147,7 @@
           <v:shape id="_x0000_i1025" type="#_x0000_t75" style="width:208pt;height:31pt" o:ole="">
             <v:imagedata r:id="rId8" o:title=""/>
           </v:shape>
-          <o:OLEObject Type="Embed" ProgID="Equation.DSMT4" ShapeID="_x0000_i1025" DrawAspect="Content" ObjectID="_1844797631" r:id="rId9"/>
+          <o:OLEObject Type="Embed" ProgID="Equation.DSMT4" ShapeID="_x0000_i1025" DrawAspect="Content" ObjectID="_1844850022" r:id="rId9"/>
         </w:object>
       </w:r>
       <w:r>
@@ -3177,7 +3177,7 @@
           <v:shape id="_x0000_i1026" type="#_x0000_t75" style="width:157pt;height:31pt" o:ole="">
             <v:imagedata r:id="rId10" o:title=""/>
           </v:shape>
-          <o:OLEObject Type="Embed" ProgID="Equation.DSMT4" ShapeID="_x0000_i1026" DrawAspect="Content" ObjectID="_1844797632" r:id="rId11"/>
+          <o:OLEObject Type="Embed" ProgID="Equation.DSMT4" ShapeID="_x0000_i1026" DrawAspect="Content" ObjectID="_1844850023" r:id="rId11"/>
         </w:object>
       </w:r>
       <w:r>
@@ -3207,7 +3207,7 @@
           <v:shape id="_x0000_i1027" type="#_x0000_t75" style="width:139.95pt;height:31pt" o:ole="">
             <v:imagedata r:id="rId12" o:title=""/>
           </v:shape>
-          <o:OLEObject Type="Embed" ProgID="Equation.DSMT4" ShapeID="_x0000_i1027" DrawAspect="Content" ObjectID="_1844797633" r:id="rId13"/>
+          <o:OLEObject Type="Embed" ProgID="Equation.DSMT4" ShapeID="_x0000_i1027" DrawAspect="Content" ObjectID="_1844850024" r:id="rId13"/>
         </w:object>
       </w:r>
       <w:r>
@@ -3237,7 +3237,7 @@
           <v:shape id="_x0000_i1028" type="#_x0000_t75" style="width:102pt;height:31pt" o:ole="">
             <v:imagedata r:id="rId14" o:title=""/>
           </v:shape>
-          <o:OLEObject Type="Embed" ProgID="Equation.DSMT4" ShapeID="_x0000_i1028" DrawAspect="Content" ObjectID="_1844797634" r:id="rId15"/>
+          <o:OLEObject Type="Embed" ProgID="Equation.DSMT4" ShapeID="_x0000_i1028" DrawAspect="Content" ObjectID="_1844850025" r:id="rId15"/>
         </w:object>
       </w:r>
       <w:r>
@@ -3298,7 +3298,7 @@
         <w:spacing w:line="360" w:lineRule="auto"/>
         <w:ind w:left="420" w:firstLineChars="0" w:firstLine="0"/>
         <w:rPr>
-          <w:rFonts w:ascii="Times New Roman" w:eastAsia="宋体" w:hAnsi="Times New Roman" w:cs="Times New Roman" w:hint="eastAsia"/>
+          <w:rFonts w:ascii="Times New Roman" w:eastAsia="宋体" w:hAnsi="Times New Roman" w:cs="Times New Roman"/>
           <w:sz w:val="24"/>
         </w:rPr>
       </w:pPr>
@@ -4682,7 +4682,7 @@
           <v:shape id="_x0000_i1029" type="#_x0000_t75" style="width:415.15pt;height:354.2pt" o:ole="">
             <v:imagedata r:id="rId16" o:title=""/>
           </v:shape>
-          <o:OLEObject Type="Embed" ProgID="Visio.Drawing.15" ShapeID="_x0000_i1029" DrawAspect="Content" ObjectID="_1844797635" r:id="rId17"/>
+          <o:OLEObject Type="Embed" ProgID="Visio.Drawing.15" ShapeID="_x0000_i1029" DrawAspect="Content" ObjectID="_1844850026" r:id="rId17"/>
         </w:object>
       </w:r>
     </w:p>
@@ -5077,7 +5077,7 @@
           <v:shape id="_x0000_i1030" type="#_x0000_t75" style="width:265.35pt;height:109.25pt" o:ole="">
             <v:imagedata r:id="rId18" o:title=""/>
           </v:shape>
-          <o:OLEObject Type="Embed" ProgID="Visio.Drawing.15" ShapeID="_x0000_i1030" DrawAspect="Content" ObjectID="_1844797636" r:id="rId19"/>
+          <o:OLEObject Type="Embed" ProgID="Visio.Drawing.15" ShapeID="_x0000_i1030" DrawAspect="Content" ObjectID="_1844850027" r:id="rId19"/>
         </w:object>
       </w:r>
     </w:p>
@@ -6830,7 +6830,7 @@
           <v:shape id="_x0000_i1031" type="#_x0000_t75" style="width:391.25pt;height:333.85pt" o:ole="">
             <v:imagedata r:id="rId24" o:title=""/>
           </v:shape>
-          <o:OLEObject Type="Embed" ProgID="Visio.Drawing.15" ShapeID="_x0000_i1031" DrawAspect="Content" ObjectID="_1844797637" r:id="rId25"/>
+          <o:OLEObject Type="Embed" ProgID="Visio.Drawing.15" ShapeID="_x0000_i1031" DrawAspect="Content" ObjectID="_1844850028" r:id="rId25"/>
         </w:object>
       </w:r>
     </w:p>
@@ -17806,6 +17806,120 @@
         </w:rPr>
         <w:t>]</w:t>
       </w:r>
+      <w:r>
+        <w:rPr>
+          <w:rFonts w:ascii="Times New Roman" w:eastAsia="宋体" w:hAnsi="Times New Roman" w:cs="Times New Roman" w:hint="eastAsia"/>
+          <w:sz w:val="24"/>
+        </w:rPr>
+        <w:t>陶宏伟</w:t>
+      </w:r>
+      <w:r>
+        <w:rPr>
+          <w:rFonts w:ascii="Times New Roman" w:eastAsia="宋体" w:hAnsi="Times New Roman" w:cs="Times New Roman" w:hint="eastAsia"/>
+          <w:sz w:val="24"/>
+        </w:rPr>
+        <w:t>,</w:t>
+      </w:r>
+      <w:r>
+        <w:rPr>
+          <w:rFonts w:ascii="Times New Roman" w:eastAsia="宋体" w:hAnsi="Times New Roman" w:cs="Times New Roman" w:hint="eastAsia"/>
+          <w:sz w:val="24"/>
+        </w:rPr>
+        <w:t>张智宏</w:t>
+      </w:r>
+      <w:r>
+        <w:rPr>
+          <w:rFonts w:ascii="Times New Roman" w:eastAsia="宋体" w:hAnsi="Times New Roman" w:cs="Times New Roman" w:hint="eastAsia"/>
+          <w:sz w:val="24"/>
+        </w:rPr>
+        <w:t>,</w:t>
+      </w:r>
+      <w:r>
+        <w:rPr>
+          <w:rFonts w:ascii="Times New Roman" w:eastAsia="宋体" w:hAnsi="Times New Roman" w:cs="Times New Roman" w:hint="eastAsia"/>
+          <w:sz w:val="24"/>
+        </w:rPr>
+        <w:t>宋运泉</w:t>
+      </w:r>
+      <w:r>
+        <w:rPr>
+          <w:rFonts w:ascii="Times New Roman" w:eastAsia="宋体" w:hAnsi="Times New Roman" w:cs="Times New Roman" w:hint="eastAsia"/>
+          <w:sz w:val="24"/>
+        </w:rPr>
+        <w:t>,</w:t>
+      </w:r>
+      <w:r>
+        <w:rPr>
+          <w:rFonts w:ascii="Times New Roman" w:eastAsia="宋体" w:hAnsi="Times New Roman" w:cs="Times New Roman" w:hint="eastAsia"/>
+          <w:sz w:val="24"/>
+        </w:rPr>
+        <w:t>等</w:t>
+      </w:r>
+      <w:r>
+        <w:rPr>
+          <w:rFonts w:ascii="Times New Roman" w:eastAsia="宋体" w:hAnsi="Times New Roman" w:cs="Times New Roman" w:hint="eastAsia"/>
+          <w:sz w:val="24"/>
+        </w:rPr>
+        <w:t>.</w:t>
+      </w:r>
+      <w:r>
+        <w:rPr>
+          <w:rFonts w:ascii="Times New Roman" w:eastAsia="宋体" w:hAnsi="Times New Roman" w:cs="Times New Roman" w:hint="eastAsia"/>
+          <w:sz w:val="24"/>
+        </w:rPr>
+        <w:t>基于广义零样本学习的牵引逆变器电流传感器故障诊断研究</w:t>
+      </w:r>
+      <w:r>
+        <w:rPr>
+          <w:rFonts w:ascii="Times New Roman" w:eastAsia="宋体" w:hAnsi="Times New Roman" w:cs="Times New Roman" w:hint="eastAsia"/>
+          <w:sz w:val="24"/>
+        </w:rPr>
+        <w:t>[J].</w:t>
+      </w:r>
+      <w:r>
+        <w:rPr>
+          <w:rFonts w:ascii="Times New Roman" w:eastAsia="宋体" w:hAnsi="Times New Roman" w:cs="Times New Roman" w:hint="eastAsia"/>
+          <w:sz w:val="24"/>
+        </w:rPr>
+        <w:t>北京工业大学学报</w:t>
+      </w:r>
+      <w:r>
+        <w:rPr>
+          <w:rFonts w:ascii="Times New Roman" w:eastAsia="宋体" w:hAnsi="Times New Roman" w:cs="Times New Roman" w:hint="eastAsia"/>
+          <w:sz w:val="24"/>
+        </w:rPr>
+        <w:t>,2026,52(5):475-484.</w:t>
+      </w:r>
+    </w:p>
+    <w:p>
+      <w:pPr>
+        <w:spacing w:line="360" w:lineRule="auto"/>
+        <w:rPr>
+          <w:rFonts w:ascii="Times New Roman" w:eastAsia="宋体" w:hAnsi="Times New Roman" w:cs="Times New Roman"/>
+          <w:sz w:val="24"/>
+        </w:rPr>
+      </w:pPr>
+      <w:r>
+        <w:rPr>
+          <w:rFonts w:ascii="Times New Roman" w:eastAsia="宋体" w:hAnsi="Times New Roman" w:cs="Times New Roman" w:hint="eastAsia"/>
+          <w:sz w:val="24"/>
+        </w:rPr>
+        <w:t>[</w:t>
+      </w:r>
+      <w:r>
+        <w:rPr>
+          <w:rFonts w:ascii="Times New Roman" w:eastAsia="宋体" w:hAnsi="Times New Roman" w:cs="Times New Roman" w:hint="eastAsia"/>
+          <w:sz w:val="24"/>
+        </w:rPr>
+        <w:t>3</w:t>
+      </w:r>
+      <w:r>
+        <w:rPr>
+          <w:rFonts w:ascii="Times New Roman" w:eastAsia="宋体" w:hAnsi="Times New Roman" w:cs="Times New Roman" w:hint="eastAsia"/>
+          <w:sz w:val="24"/>
+        </w:rPr>
+        <w:t>]</w:t>
+      </w:r>
       <w:proofErr w:type="gramStart"/>
       <w:r>
         <w:rPr>
@@ -17887,7 +18001,7 @@
           <w:rFonts w:ascii="Times New Roman" w:eastAsia="宋体" w:hAnsi="Times New Roman" w:cs="Times New Roman" w:hint="eastAsia"/>
           <w:sz w:val="24"/>
         </w:rPr>
-        <w:t>3</w:t>
+        <w:t>4</w:t>
       </w:r>
       <w:r>
         <w:rPr>
@@ -17896,6 +18010,418 @@
         </w:rPr>
         <w:t>]</w:t>
       </w:r>
+      <w:proofErr w:type="gramStart"/>
+      <w:r>
+        <w:rPr>
+          <w:rFonts w:ascii="Times New Roman" w:eastAsia="宋体" w:hAnsi="Times New Roman" w:cs="Times New Roman" w:hint="eastAsia"/>
+          <w:sz w:val="24"/>
+        </w:rPr>
+        <w:t>安杨</w:t>
+      </w:r>
+      <w:proofErr w:type="gramEnd"/>
+      <w:r>
+        <w:rPr>
+          <w:rFonts w:ascii="Times New Roman" w:eastAsia="宋体" w:hAnsi="Times New Roman" w:cs="Times New Roman" w:hint="eastAsia"/>
+          <w:sz w:val="24"/>
+        </w:rPr>
+        <w:t>.</w:t>
+      </w:r>
+      <w:r>
+        <w:rPr>
+          <w:rFonts w:ascii="Times New Roman" w:eastAsia="宋体" w:hAnsi="Times New Roman" w:cs="Times New Roman" w:hint="eastAsia"/>
+          <w:sz w:val="24"/>
+        </w:rPr>
+        <w:t>基于数据驱动的</w:t>
+      </w:r>
+      <w:r>
+        <w:rPr>
+          <w:rFonts w:ascii="Times New Roman" w:eastAsia="宋体" w:hAnsi="Times New Roman" w:cs="Times New Roman" w:hint="eastAsia"/>
+          <w:sz w:val="24"/>
+        </w:rPr>
+        <w:t>MMC</w:t>
+      </w:r>
+      <w:r>
+        <w:rPr>
+          <w:rFonts w:ascii="Times New Roman" w:eastAsia="宋体" w:hAnsi="Times New Roman" w:cs="Times New Roman" w:hint="eastAsia"/>
+          <w:sz w:val="24"/>
+        </w:rPr>
+        <w:t>子模块开路故障预测与故障诊断</w:t>
+      </w:r>
+      <w:r>
+        <w:rPr>
+          <w:rFonts w:ascii="Times New Roman" w:eastAsia="宋体" w:hAnsi="Times New Roman" w:cs="Times New Roman" w:hint="eastAsia"/>
+          <w:sz w:val="24"/>
+        </w:rPr>
+        <w:t>[D].</w:t>
+      </w:r>
+      <w:r>
+        <w:rPr>
+          <w:rFonts w:ascii="Times New Roman" w:eastAsia="宋体" w:hAnsi="Times New Roman" w:cs="Times New Roman" w:hint="eastAsia"/>
+          <w:sz w:val="24"/>
+        </w:rPr>
+        <w:t>西安理工大学</w:t>
+      </w:r>
+      <w:r>
+        <w:rPr>
+          <w:rFonts w:ascii="Times New Roman" w:eastAsia="宋体" w:hAnsi="Times New Roman" w:cs="Times New Roman" w:hint="eastAsia"/>
+          <w:sz w:val="24"/>
+        </w:rPr>
+        <w:t>,2025.</w:t>
+      </w:r>
+      <w:proofErr w:type="gramStart"/>
+      <w:r>
+        <w:rPr>
+          <w:rFonts w:ascii="Times New Roman" w:eastAsia="宋体" w:hAnsi="Times New Roman" w:cs="Times New Roman" w:hint="eastAsia"/>
+          <w:sz w:val="24"/>
+        </w:rPr>
+        <w:t>DOI:10.27398/d.cnki.gxalu</w:t>
+      </w:r>
+      <w:proofErr w:type="gramEnd"/>
+      <w:r>
+        <w:rPr>
+          <w:rFonts w:ascii="Times New Roman" w:eastAsia="宋体" w:hAnsi="Times New Roman" w:cs="Times New Roman" w:hint="eastAsia"/>
+          <w:sz w:val="24"/>
+        </w:rPr>
+        <w:t>.2025.000062.</w:t>
+      </w:r>
+    </w:p>
+    <w:p>
+      <w:pPr>
+        <w:spacing w:line="360" w:lineRule="auto"/>
+        <w:rPr>
+          <w:rFonts w:ascii="Times New Roman" w:eastAsia="宋体" w:hAnsi="Times New Roman" w:cs="Times New Roman"/>
+          <w:sz w:val="24"/>
+        </w:rPr>
+      </w:pPr>
+      <w:r>
+        <w:rPr>
+          <w:rFonts w:ascii="Times New Roman" w:eastAsia="宋体" w:hAnsi="Times New Roman" w:cs="Times New Roman" w:hint="eastAsia"/>
+          <w:sz w:val="24"/>
+        </w:rPr>
+        <w:t>[</w:t>
+      </w:r>
+      <w:r>
+        <w:rPr>
+          <w:rFonts w:ascii="Times New Roman" w:eastAsia="宋体" w:hAnsi="Times New Roman" w:cs="Times New Roman" w:hint="eastAsia"/>
+          <w:sz w:val="24"/>
+        </w:rPr>
+        <w:t>5</w:t>
+      </w:r>
+      <w:r>
+        <w:rPr>
+          <w:rFonts w:ascii="Times New Roman" w:eastAsia="宋体" w:hAnsi="Times New Roman" w:cs="Times New Roman" w:hint="eastAsia"/>
+          <w:sz w:val="24"/>
+        </w:rPr>
+        <w:t>]</w:t>
+      </w:r>
+      <w:proofErr w:type="gramStart"/>
+      <w:r>
+        <w:rPr>
+          <w:rFonts w:ascii="Times New Roman" w:eastAsia="宋体" w:hAnsi="Times New Roman" w:cs="Times New Roman" w:hint="eastAsia"/>
+          <w:sz w:val="24"/>
+        </w:rPr>
+        <w:t>刘瑶</w:t>
+      </w:r>
+      <w:proofErr w:type="gramEnd"/>
+      <w:r>
+        <w:rPr>
+          <w:rFonts w:ascii="Times New Roman" w:eastAsia="宋体" w:hAnsi="Times New Roman" w:cs="Times New Roman" w:hint="eastAsia"/>
+          <w:sz w:val="24"/>
+        </w:rPr>
+        <w:t>.</w:t>
+      </w:r>
+      <w:r>
+        <w:rPr>
+          <w:rFonts w:ascii="Times New Roman" w:eastAsia="宋体" w:hAnsi="Times New Roman" w:cs="Times New Roman" w:hint="eastAsia"/>
+          <w:sz w:val="24"/>
+        </w:rPr>
+        <w:t>三相逆变器故障信号特征提取及故障诊断方法研究</w:t>
+      </w:r>
+      <w:r>
+        <w:rPr>
+          <w:rFonts w:ascii="Times New Roman" w:eastAsia="宋体" w:hAnsi="Times New Roman" w:cs="Times New Roman" w:hint="eastAsia"/>
+          <w:sz w:val="24"/>
+        </w:rPr>
+        <w:t>[D].</w:t>
+      </w:r>
+      <w:r>
+        <w:rPr>
+          <w:rFonts w:ascii="Times New Roman" w:eastAsia="宋体" w:hAnsi="Times New Roman" w:cs="Times New Roman" w:hint="eastAsia"/>
+          <w:sz w:val="24"/>
+        </w:rPr>
+        <w:t>昆明理工大学</w:t>
+      </w:r>
+      <w:r>
+        <w:rPr>
+          <w:rFonts w:ascii="Times New Roman" w:eastAsia="宋体" w:hAnsi="Times New Roman" w:cs="Times New Roman" w:hint="eastAsia"/>
+          <w:sz w:val="24"/>
+        </w:rPr>
+        <w:t>,2025.</w:t>
+      </w:r>
+    </w:p>
+    <w:p>
+      <w:pPr>
+        <w:spacing w:line="360" w:lineRule="auto"/>
+        <w:rPr>
+          <w:rFonts w:ascii="Times New Roman" w:eastAsia="宋体" w:hAnsi="Times New Roman" w:cs="Times New Roman"/>
+          <w:sz w:val="24"/>
+        </w:rPr>
+      </w:pPr>
+      <w:r>
+        <w:rPr>
+          <w:rFonts w:ascii="Times New Roman" w:eastAsia="宋体" w:hAnsi="Times New Roman" w:cs="Times New Roman" w:hint="eastAsia"/>
+          <w:sz w:val="24"/>
+        </w:rPr>
+        <w:t>[</w:t>
+      </w:r>
+      <w:r>
+        <w:rPr>
+          <w:rFonts w:ascii="Times New Roman" w:eastAsia="宋体" w:hAnsi="Times New Roman" w:cs="Times New Roman" w:hint="eastAsia"/>
+          <w:sz w:val="24"/>
+        </w:rPr>
+        <w:t>6</w:t>
+      </w:r>
+      <w:r>
+        <w:rPr>
+          <w:rFonts w:ascii="Times New Roman" w:eastAsia="宋体" w:hAnsi="Times New Roman" w:cs="Times New Roman" w:hint="eastAsia"/>
+          <w:sz w:val="24"/>
+        </w:rPr>
+        <w:t>]</w:t>
+      </w:r>
+      <w:proofErr w:type="gramStart"/>
+      <w:r>
+        <w:rPr>
+          <w:rFonts w:ascii="Times New Roman" w:eastAsia="宋体" w:hAnsi="Times New Roman" w:cs="Times New Roman" w:hint="eastAsia"/>
+          <w:sz w:val="24"/>
+        </w:rPr>
+        <w:t>李孟晖</w:t>
+      </w:r>
+      <w:proofErr w:type="gramEnd"/>
+      <w:r>
+        <w:rPr>
+          <w:rFonts w:ascii="Times New Roman" w:eastAsia="宋体" w:hAnsi="Times New Roman" w:cs="Times New Roman" w:hint="eastAsia"/>
+          <w:sz w:val="24"/>
+        </w:rPr>
+        <w:t>.</w:t>
+      </w:r>
+      <w:r>
+        <w:rPr>
+          <w:rFonts w:ascii="Times New Roman" w:eastAsia="宋体" w:hAnsi="Times New Roman" w:cs="Times New Roman" w:hint="eastAsia"/>
+          <w:sz w:val="24"/>
+        </w:rPr>
+        <w:t>基于深度学习的</w:t>
+      </w:r>
+      <w:r>
+        <w:rPr>
+          <w:rFonts w:ascii="Times New Roman" w:eastAsia="宋体" w:hAnsi="Times New Roman" w:cs="Times New Roman" w:hint="eastAsia"/>
+          <w:sz w:val="24"/>
+        </w:rPr>
+        <w:t>NPC</w:t>
+      </w:r>
+      <w:r>
+        <w:rPr>
+          <w:rFonts w:ascii="Times New Roman" w:eastAsia="宋体" w:hAnsi="Times New Roman" w:cs="Times New Roman" w:hint="eastAsia"/>
+          <w:sz w:val="24"/>
+        </w:rPr>
+        <w:t>三电平逆变器开路故障诊断研究</w:t>
+      </w:r>
+      <w:r>
+        <w:rPr>
+          <w:rFonts w:ascii="Times New Roman" w:eastAsia="宋体" w:hAnsi="Times New Roman" w:cs="Times New Roman" w:hint="eastAsia"/>
+          <w:sz w:val="24"/>
+        </w:rPr>
+        <w:t>[D].</w:t>
+      </w:r>
+      <w:r>
+        <w:rPr>
+          <w:rFonts w:ascii="Times New Roman" w:eastAsia="宋体" w:hAnsi="Times New Roman" w:cs="Times New Roman" w:hint="eastAsia"/>
+          <w:sz w:val="24"/>
+        </w:rPr>
+        <w:t>天津工业大学</w:t>
+      </w:r>
+      <w:r>
+        <w:rPr>
+          <w:rFonts w:ascii="Times New Roman" w:eastAsia="宋体" w:hAnsi="Times New Roman" w:cs="Times New Roman" w:hint="eastAsia"/>
+          <w:sz w:val="24"/>
+        </w:rPr>
+        <w:t>,2025.</w:t>
+      </w:r>
+      <w:proofErr w:type="gramStart"/>
+      <w:r>
+        <w:rPr>
+          <w:rFonts w:ascii="Times New Roman" w:eastAsia="宋体" w:hAnsi="Times New Roman" w:cs="Times New Roman" w:hint="eastAsia"/>
+          <w:sz w:val="24"/>
+        </w:rPr>
+        <w:t>DOI:10.27357/d.cnki.gtgyu</w:t>
+      </w:r>
+      <w:proofErr w:type="gramEnd"/>
+      <w:r>
+        <w:rPr>
+          <w:rFonts w:ascii="Times New Roman" w:eastAsia="宋体" w:hAnsi="Times New Roman" w:cs="Times New Roman" w:hint="eastAsia"/>
+          <w:sz w:val="24"/>
+        </w:rPr>
+        <w:t>.2025.000390.</w:t>
+      </w:r>
+    </w:p>
+    <w:p>
+      <w:pPr>
+        <w:spacing w:line="360" w:lineRule="auto"/>
+        <w:rPr>
+          <w:rFonts w:ascii="Times New Roman" w:eastAsia="宋体" w:hAnsi="Times New Roman" w:cs="Times New Roman"/>
+          <w:sz w:val="24"/>
+        </w:rPr>
+      </w:pPr>
+      <w:r>
+        <w:rPr>
+          <w:rFonts w:ascii="Times New Roman" w:eastAsia="宋体" w:hAnsi="Times New Roman" w:cs="Times New Roman" w:hint="eastAsia"/>
+          <w:sz w:val="24"/>
+        </w:rPr>
+        <w:t>[</w:t>
+      </w:r>
+      <w:r>
+        <w:rPr>
+          <w:rFonts w:ascii="Times New Roman" w:eastAsia="宋体" w:hAnsi="Times New Roman" w:cs="Times New Roman" w:hint="eastAsia"/>
+          <w:sz w:val="24"/>
+        </w:rPr>
+        <w:t>7</w:t>
+      </w:r>
+      <w:r>
+        <w:rPr>
+          <w:rFonts w:ascii="Times New Roman" w:eastAsia="宋体" w:hAnsi="Times New Roman" w:cs="Times New Roman" w:hint="eastAsia"/>
+          <w:sz w:val="24"/>
+        </w:rPr>
+        <w:t>]</w:t>
+      </w:r>
+      <w:r>
+        <w:rPr>
+          <w:rFonts w:ascii="Times New Roman" w:eastAsia="宋体" w:hAnsi="Times New Roman" w:cs="Times New Roman" w:hint="eastAsia"/>
+          <w:sz w:val="24"/>
+        </w:rPr>
+        <w:t>崔向虎</w:t>
+      </w:r>
+      <w:r>
+        <w:rPr>
+          <w:rFonts w:ascii="Times New Roman" w:eastAsia="宋体" w:hAnsi="Times New Roman" w:cs="Times New Roman" w:hint="eastAsia"/>
+          <w:sz w:val="24"/>
+        </w:rPr>
+        <w:t>,</w:t>
+      </w:r>
+      <w:r>
+        <w:rPr>
+          <w:rFonts w:ascii="Times New Roman" w:eastAsia="宋体" w:hAnsi="Times New Roman" w:cs="Times New Roman" w:hint="eastAsia"/>
+          <w:sz w:val="24"/>
+        </w:rPr>
+        <w:t>徐越飞</w:t>
+      </w:r>
+      <w:r>
+        <w:rPr>
+          <w:rFonts w:ascii="Times New Roman" w:eastAsia="宋体" w:hAnsi="Times New Roman" w:cs="Times New Roman" w:hint="eastAsia"/>
+          <w:sz w:val="24"/>
+        </w:rPr>
+        <w:t>,</w:t>
+      </w:r>
+      <w:r>
+        <w:rPr>
+          <w:rFonts w:ascii="Times New Roman" w:eastAsia="宋体" w:hAnsi="Times New Roman" w:cs="Times New Roman" w:hint="eastAsia"/>
+          <w:sz w:val="24"/>
+        </w:rPr>
+        <w:t>戚佳金</w:t>
+      </w:r>
+      <w:r>
+        <w:rPr>
+          <w:rFonts w:ascii="Times New Roman" w:eastAsia="宋体" w:hAnsi="Times New Roman" w:cs="Times New Roman" w:hint="eastAsia"/>
+          <w:sz w:val="24"/>
+        </w:rPr>
+        <w:t>,</w:t>
+      </w:r>
+      <w:r>
+        <w:rPr>
+          <w:rFonts w:ascii="Times New Roman" w:eastAsia="宋体" w:hAnsi="Times New Roman" w:cs="Times New Roman" w:hint="eastAsia"/>
+          <w:sz w:val="24"/>
+        </w:rPr>
+        <w:t>等</w:t>
+      </w:r>
+      <w:r>
+        <w:rPr>
+          <w:rFonts w:ascii="Times New Roman" w:eastAsia="宋体" w:hAnsi="Times New Roman" w:cs="Times New Roman" w:hint="eastAsia"/>
+          <w:sz w:val="24"/>
+        </w:rPr>
+        <w:t>.</w:t>
+      </w:r>
+      <w:r>
+        <w:rPr>
+          <w:rFonts w:ascii="Times New Roman" w:eastAsia="宋体" w:hAnsi="Times New Roman" w:cs="Times New Roman" w:hint="eastAsia"/>
+          <w:sz w:val="24"/>
+        </w:rPr>
+        <w:t>基于多</w:t>
+      </w:r>
+      <w:proofErr w:type="gramStart"/>
+      <w:r>
+        <w:rPr>
+          <w:rFonts w:ascii="Times New Roman" w:eastAsia="宋体" w:hAnsi="Times New Roman" w:cs="Times New Roman" w:hint="eastAsia"/>
+          <w:sz w:val="24"/>
+        </w:rPr>
+        <w:t>源特征融合去噪网络</w:t>
+      </w:r>
+      <w:proofErr w:type="gramEnd"/>
+      <w:r>
+        <w:rPr>
+          <w:rFonts w:ascii="Times New Roman" w:eastAsia="宋体" w:hAnsi="Times New Roman" w:cs="Times New Roman" w:hint="eastAsia"/>
+          <w:sz w:val="24"/>
+        </w:rPr>
+        <w:t>的配电网故障辨识方法研究</w:t>
+      </w:r>
+      <w:r>
+        <w:rPr>
+          <w:rFonts w:ascii="Times New Roman" w:eastAsia="宋体" w:hAnsi="Times New Roman" w:cs="Times New Roman" w:hint="eastAsia"/>
+          <w:sz w:val="24"/>
+        </w:rPr>
+        <w:t>[J].</w:t>
+      </w:r>
+      <w:r>
+        <w:rPr>
+          <w:rFonts w:ascii="Times New Roman" w:eastAsia="宋体" w:hAnsi="Times New Roman" w:cs="Times New Roman" w:hint="eastAsia"/>
+          <w:sz w:val="24"/>
+        </w:rPr>
+        <w:t>综合智慧能源</w:t>
+      </w:r>
+      <w:r>
+        <w:rPr>
+          <w:rFonts w:ascii="Times New Roman" w:eastAsia="宋体" w:hAnsi="Times New Roman" w:cs="Times New Roman" w:hint="eastAsia"/>
+          <w:sz w:val="24"/>
+        </w:rPr>
+        <w:t>,2026,48(2):27-36.</w:t>
+      </w:r>
+    </w:p>
+    <w:p>
+      <w:pPr>
+        <w:spacing w:line="360" w:lineRule="auto"/>
+        <w:rPr>
+          <w:rFonts w:ascii="Times New Roman" w:eastAsia="宋体" w:hAnsi="Times New Roman" w:cs="Times New Roman"/>
+          <w:sz w:val="24"/>
+        </w:rPr>
+      </w:pPr>
+      <w:r>
+        <w:rPr>
+          <w:rFonts w:ascii="Times New Roman" w:eastAsia="宋体" w:hAnsi="Times New Roman" w:cs="Times New Roman" w:hint="eastAsia"/>
+          <w:sz w:val="24"/>
+        </w:rPr>
+        <w:t>[</w:t>
+      </w:r>
+      <w:r>
+        <w:rPr>
+          <w:rFonts w:ascii="Times New Roman" w:eastAsia="宋体" w:hAnsi="Times New Roman" w:cs="Times New Roman" w:hint="eastAsia"/>
+          <w:sz w:val="24"/>
+        </w:rPr>
+        <w:t>8</w:t>
+      </w:r>
+      <w:r>
+        <w:rPr>
+          <w:rFonts w:ascii="Times New Roman" w:eastAsia="宋体" w:hAnsi="Times New Roman" w:cs="Times New Roman" w:hint="eastAsia"/>
+          <w:sz w:val="24"/>
+        </w:rPr>
+        <w:t>]</w:t>
+      </w:r>
       <w:r>
         <w:rPr>
           <w:rFonts w:ascii="Times New Roman" w:eastAsia="宋体" w:hAnsi="Times New Roman" w:cs="Times New Roman" w:hint="eastAsia"/>
@@ -17938,6 +18464,15 @@
         </w:rPr>
         <w:t>,2017.</w:t>
       </w:r>
+    </w:p>
+    <w:p>
+      <w:pPr>
+        <w:spacing w:line="360" w:lineRule="auto"/>
+        <w:rPr>
+          <w:rFonts w:ascii="Times New Roman" w:eastAsia="宋体" w:hAnsi="Times New Roman" w:cs="Times New Roman"/>
+          <w:sz w:val="24"/>
+        </w:rPr>
+      </w:pPr>
     </w:p>
     <w:sectPr>
       <w:headerReference w:type="default" r:id="rId46"/>

--- a/技术文档/技术文档.docx
+++ b/技术文档/技术文档.docx
@@ -218,7 +218,7 @@
           <w:rFonts w:ascii="Times New Roman" w:eastAsia="宋体" w:hAnsi="Times New Roman" w:cs="Times New Roman" w:hint="eastAsia"/>
           <w:sz w:val="24"/>
         </w:rPr>
-        <w:t>CNN</w:t>
+        <w:t>RKNN</w:t>
       </w:r>
       <w:r>
         <w:rPr>
@@ -451,7 +451,6 @@
         </w:rPr>
         <w:t>A</w:t>
       </w:r>
-      <w:proofErr w:type="gramStart"/>
       <w:r>
         <w:rPr>
           <w:rFonts w:ascii="Times New Roman" w:eastAsia="宋体" w:hAnsi="Times New Roman" w:cs="Times New Roman"/>
@@ -459,7 +458,6 @@
         </w:rPr>
         <w:t>桥臂故障</w:t>
       </w:r>
-      <w:proofErr w:type="gramEnd"/>
       <w:r>
         <w:rPr>
           <w:rFonts w:ascii="Times New Roman" w:eastAsia="宋体" w:hAnsi="Times New Roman" w:cs="Times New Roman" w:hint="eastAsia"/>
@@ -1506,21 +1504,12 @@
         </w:rPr>
         <w:t>17</w:t>
       </w:r>
-      <w:proofErr w:type="gramStart"/>
-      <w:r>
-        <w:rPr>
-          <w:rFonts w:ascii="Times New Roman" w:eastAsia="宋体" w:hAnsi="Times New Roman" w:cs="Times New Roman" w:hint="eastAsia"/>
-          <w:sz w:val="24"/>
-        </w:rPr>
-        <w:t>维时频域</w:t>
-      </w:r>
-      <w:proofErr w:type="gramEnd"/>
-      <w:r>
-        <w:rPr>
-          <w:rFonts w:ascii="Times New Roman" w:eastAsia="宋体" w:hAnsi="Times New Roman" w:cs="Times New Roman" w:hint="eastAsia"/>
-          <w:sz w:val="24"/>
-        </w:rPr>
-        <w:t>特征实时运算</w:t>
+      <w:r>
+        <w:rPr>
+          <w:rFonts w:ascii="Times New Roman" w:eastAsia="宋体" w:hAnsi="Times New Roman" w:cs="Times New Roman" w:hint="eastAsia"/>
+          <w:sz w:val="24"/>
+        </w:rPr>
+        <w:t>维时频域特征实时运算</w:t>
       </w:r>
       <w:r>
         <w:rPr>
@@ -2914,7 +2903,6 @@
           <w:sz w:val="24"/>
         </w:rPr>
       </w:pPr>
-      <w:proofErr w:type="gramStart"/>
       <w:r>
         <w:rPr>
           <w:rFonts w:ascii="Times New Roman" w:eastAsia="宋体" w:hAnsi="Times New Roman" w:cs="Times New Roman" w:hint="eastAsia"/>
@@ -2922,9 +2910,8 @@
           <w:bCs/>
           <w:sz w:val="24"/>
         </w:rPr>
-        <w:t>真负例</w:t>
-      </w:r>
-      <w:proofErr w:type="gramEnd"/>
+        <w:t>真负例（</w:t>
+      </w:r>
       <w:r>
         <w:rPr>
           <w:rFonts w:ascii="Times New Roman" w:eastAsia="宋体" w:hAnsi="Times New Roman" w:cs="Times New Roman" w:hint="eastAsia"/>
@@ -2932,7 +2919,7 @@
           <w:bCs/>
           <w:sz w:val="24"/>
         </w:rPr>
-        <w:t>（</w:t>
+        <w:t>TN</w:t>
       </w:r>
       <w:r>
         <w:rPr>
@@ -2941,8 +2928,25 @@
           <w:bCs/>
           <w:sz w:val="24"/>
         </w:rPr>
-        <w:t>TN</w:t>
-      </w:r>
+        <w:t>）</w:t>
+      </w:r>
+      <w:r>
+        <w:rPr>
+          <w:rFonts w:ascii="Times New Roman" w:eastAsia="宋体" w:hAnsi="Times New Roman" w:cs="Times New Roman" w:hint="eastAsia"/>
+          <w:sz w:val="24"/>
+        </w:rPr>
+        <w:t>为正常状态被正确识别；</w:t>
+      </w:r>
+    </w:p>
+    <w:p>
+      <w:pPr>
+        <w:spacing w:line="360" w:lineRule="auto"/>
+        <w:ind w:leftChars="200" w:left="420" w:firstLineChars="175" w:firstLine="422"/>
+        <w:rPr>
+          <w:rFonts w:ascii="Times New Roman" w:eastAsia="宋体" w:hAnsi="Times New Roman" w:cs="Times New Roman"/>
+          <w:sz w:val="24"/>
+        </w:rPr>
+      </w:pPr>
       <w:r>
         <w:rPr>
           <w:rFonts w:ascii="Times New Roman" w:eastAsia="宋体" w:hAnsi="Times New Roman" w:cs="Times New Roman" w:hint="eastAsia"/>
@@ -2950,26 +2954,8 @@
           <w:bCs/>
           <w:sz w:val="24"/>
         </w:rPr>
-        <w:t>）</w:t>
-      </w:r>
-      <w:r>
-        <w:rPr>
-          <w:rFonts w:ascii="Times New Roman" w:eastAsia="宋体" w:hAnsi="Times New Roman" w:cs="Times New Roman" w:hint="eastAsia"/>
-          <w:sz w:val="24"/>
-        </w:rPr>
-        <w:t>为正常状态被正确识别；</w:t>
-      </w:r>
-    </w:p>
-    <w:p>
-      <w:pPr>
-        <w:spacing w:line="360" w:lineRule="auto"/>
-        <w:ind w:leftChars="200" w:left="420" w:firstLineChars="175" w:firstLine="422"/>
-        <w:rPr>
-          <w:rFonts w:ascii="Times New Roman" w:eastAsia="宋体" w:hAnsi="Times New Roman" w:cs="Times New Roman"/>
-          <w:sz w:val="24"/>
-        </w:rPr>
-      </w:pPr>
-      <w:proofErr w:type="gramStart"/>
+        <w:t>假正例（</w:t>
+      </w:r>
       <w:r>
         <w:rPr>
           <w:rFonts w:ascii="Times New Roman" w:eastAsia="宋体" w:hAnsi="Times New Roman" w:cs="Times New Roman" w:hint="eastAsia"/>
@@ -2977,9 +2963,8 @@
           <w:bCs/>
           <w:sz w:val="24"/>
         </w:rPr>
-        <w:t>假正例</w:t>
-      </w:r>
-      <w:proofErr w:type="gramEnd"/>
+        <w:t>FP</w:t>
+      </w:r>
       <w:r>
         <w:rPr>
           <w:rFonts w:ascii="Times New Roman" w:eastAsia="宋体" w:hAnsi="Times New Roman" w:cs="Times New Roman" w:hint="eastAsia"/>
@@ -2987,8 +2972,25 @@
           <w:bCs/>
           <w:sz w:val="24"/>
         </w:rPr>
-        <w:t>（</w:t>
-      </w:r>
+        <w:t>）</w:t>
+      </w:r>
+      <w:r>
+        <w:rPr>
+          <w:rFonts w:ascii="Times New Roman" w:eastAsia="宋体" w:hAnsi="Times New Roman" w:cs="Times New Roman" w:hint="eastAsia"/>
+          <w:sz w:val="24"/>
+        </w:rPr>
+        <w:t>为误报，即将正常误判为故障；</w:t>
+      </w:r>
+    </w:p>
+    <w:p>
+      <w:pPr>
+        <w:spacing w:line="360" w:lineRule="auto"/>
+        <w:ind w:leftChars="200" w:left="420" w:firstLineChars="175" w:firstLine="422"/>
+        <w:rPr>
+          <w:rFonts w:ascii="Times New Roman" w:eastAsia="宋体" w:hAnsi="Times New Roman" w:cs="Times New Roman"/>
+          <w:sz w:val="24"/>
+        </w:rPr>
+      </w:pPr>
       <w:r>
         <w:rPr>
           <w:rFonts w:ascii="Times New Roman" w:eastAsia="宋体" w:hAnsi="Times New Roman" w:cs="Times New Roman" w:hint="eastAsia"/>
@@ -2996,7 +2998,7 @@
           <w:bCs/>
           <w:sz w:val="24"/>
         </w:rPr>
-        <w:t>FP</w:t>
+        <w:t>假负例（</w:t>
       </w:r>
       <w:r>
         <w:rPr>
@@ -3005,26 +3007,8 @@
           <w:bCs/>
           <w:sz w:val="24"/>
         </w:rPr>
-        <w:t>）</w:t>
-      </w:r>
-      <w:r>
-        <w:rPr>
-          <w:rFonts w:ascii="Times New Roman" w:eastAsia="宋体" w:hAnsi="Times New Roman" w:cs="Times New Roman" w:hint="eastAsia"/>
-          <w:sz w:val="24"/>
-        </w:rPr>
-        <w:t>为误报，即将正常误判为故障；</w:t>
-      </w:r>
-    </w:p>
-    <w:p>
-      <w:pPr>
-        <w:spacing w:line="360" w:lineRule="auto"/>
-        <w:ind w:leftChars="200" w:left="420" w:firstLineChars="175" w:firstLine="422"/>
-        <w:rPr>
-          <w:rFonts w:ascii="Times New Roman" w:eastAsia="宋体" w:hAnsi="Times New Roman" w:cs="Times New Roman"/>
-          <w:sz w:val="24"/>
-        </w:rPr>
-      </w:pPr>
-      <w:proofErr w:type="gramStart"/>
+        <w:t>FN</w:t>
+      </w:r>
       <w:r>
         <w:rPr>
           <w:rFonts w:ascii="Times New Roman" w:eastAsia="宋体" w:hAnsi="Times New Roman" w:cs="Times New Roman" w:hint="eastAsia"/>
@@ -3032,34 +3016,6 @@
           <w:bCs/>
           <w:sz w:val="24"/>
         </w:rPr>
-        <w:t>假负例</w:t>
-      </w:r>
-      <w:proofErr w:type="gramEnd"/>
-      <w:r>
-        <w:rPr>
-          <w:rFonts w:ascii="Times New Roman" w:eastAsia="宋体" w:hAnsi="Times New Roman" w:cs="Times New Roman" w:hint="eastAsia"/>
-          <w:b/>
-          <w:bCs/>
-          <w:sz w:val="24"/>
-        </w:rPr>
-        <w:t>（</w:t>
-      </w:r>
-      <w:r>
-        <w:rPr>
-          <w:rFonts w:ascii="Times New Roman" w:eastAsia="宋体" w:hAnsi="Times New Roman" w:cs="Times New Roman" w:hint="eastAsia"/>
-          <w:b/>
-          <w:bCs/>
-          <w:sz w:val="24"/>
-        </w:rPr>
-        <w:t>FN</w:t>
-      </w:r>
-      <w:r>
-        <w:rPr>
-          <w:rFonts w:ascii="Times New Roman" w:eastAsia="宋体" w:hAnsi="Times New Roman" w:cs="Times New Roman" w:hint="eastAsia"/>
-          <w:b/>
-          <w:bCs/>
-          <w:sz w:val="24"/>
-        </w:rPr>
         <w:t>）</w:t>
       </w:r>
       <w:r>
@@ -3067,23 +3023,7 @@
           <w:rFonts w:ascii="Times New Roman" w:eastAsia="宋体" w:hAnsi="Times New Roman" w:cs="Times New Roman" w:hint="eastAsia"/>
           <w:sz w:val="24"/>
         </w:rPr>
-        <w:t>为漏报，</w:t>
-      </w:r>
-      <w:proofErr w:type="gramStart"/>
-      <w:r>
-        <w:rPr>
-          <w:rFonts w:ascii="Times New Roman" w:eastAsia="宋体" w:hAnsi="Times New Roman" w:cs="Times New Roman" w:hint="eastAsia"/>
-          <w:sz w:val="24"/>
-        </w:rPr>
-        <w:t>即未能</w:t>
-      </w:r>
-      <w:proofErr w:type="gramEnd"/>
-      <w:r>
-        <w:rPr>
-          <w:rFonts w:ascii="Times New Roman" w:eastAsia="宋体" w:hAnsi="Times New Roman" w:cs="Times New Roman" w:hint="eastAsia"/>
-          <w:sz w:val="24"/>
-        </w:rPr>
-        <w:t>发现真实故障。</w:t>
+        <w:t>为漏报，即未能发现真实故障。</w:t>
       </w:r>
     </w:p>
     <w:p>
@@ -3147,7 +3087,7 @@
           <v:shape id="_x0000_i1025" type="#_x0000_t75" style="width:208pt;height:31pt" o:ole="">
             <v:imagedata r:id="rId8" o:title=""/>
           </v:shape>
-          <o:OLEObject Type="Embed" ProgID="Equation.DSMT4" ShapeID="_x0000_i1025" DrawAspect="Content" ObjectID="_1844850022" r:id="rId9"/>
+          <o:OLEObject Type="Embed" ProgID="Equation.DSMT4" ShapeID="_x0000_i1025" DrawAspect="Content" ObjectID="_1844850958" r:id="rId9"/>
         </w:object>
       </w:r>
       <w:r>
@@ -3177,7 +3117,7 @@
           <v:shape id="_x0000_i1026" type="#_x0000_t75" style="width:157pt;height:31pt" o:ole="">
             <v:imagedata r:id="rId10" o:title=""/>
           </v:shape>
-          <o:OLEObject Type="Embed" ProgID="Equation.DSMT4" ShapeID="_x0000_i1026" DrawAspect="Content" ObjectID="_1844850023" r:id="rId11"/>
+          <o:OLEObject Type="Embed" ProgID="Equation.DSMT4" ShapeID="_x0000_i1026" DrawAspect="Content" ObjectID="_1844850959" r:id="rId11"/>
         </w:object>
       </w:r>
       <w:r>
@@ -3207,7 +3147,7 @@
           <v:shape id="_x0000_i1027" type="#_x0000_t75" style="width:139.95pt;height:31pt" o:ole="">
             <v:imagedata r:id="rId12" o:title=""/>
           </v:shape>
-          <o:OLEObject Type="Embed" ProgID="Equation.DSMT4" ShapeID="_x0000_i1027" DrawAspect="Content" ObjectID="_1844850024" r:id="rId13"/>
+          <o:OLEObject Type="Embed" ProgID="Equation.DSMT4" ShapeID="_x0000_i1027" DrawAspect="Content" ObjectID="_1844850960" r:id="rId13"/>
         </w:object>
       </w:r>
       <w:r>
@@ -3237,7 +3177,7 @@
           <v:shape id="_x0000_i1028" type="#_x0000_t75" style="width:102pt;height:31pt" o:ole="">
             <v:imagedata r:id="rId14" o:title=""/>
           </v:shape>
-          <o:OLEObject Type="Embed" ProgID="Equation.DSMT4" ShapeID="_x0000_i1028" DrawAspect="Content" ObjectID="_1844850025" r:id="rId15"/>
+          <o:OLEObject Type="Embed" ProgID="Equation.DSMT4" ShapeID="_x0000_i1028" DrawAspect="Content" ObjectID="_1844850961" r:id="rId15"/>
         </w:object>
       </w:r>
       <w:r>
@@ -4400,7 +4340,6 @@
           <w:sz w:val="24"/>
         </w:rPr>
       </w:pPr>
-      <w:proofErr w:type="gramStart"/>
       <w:r>
         <w:rPr>
           <w:rFonts w:ascii="Times New Roman" w:eastAsia="宋体" w:hAnsi="Times New Roman" w:cs="Times New Roman" w:hint="eastAsia"/>
@@ -4408,7 +4347,6 @@
         </w:rPr>
         <w:t>八阶段</w:t>
       </w:r>
-      <w:proofErr w:type="gramEnd"/>
       <w:r>
         <w:rPr>
           <w:rFonts w:ascii="Times New Roman" w:eastAsia="宋体" w:hAnsi="Times New Roman" w:cs="Times New Roman" w:hint="eastAsia"/>
@@ -4476,7 +4414,6 @@
           <w:sz w:val="24"/>
         </w:rPr>
       </w:pPr>
-      <w:proofErr w:type="gramStart"/>
       <w:r>
         <w:rPr>
           <w:rFonts w:ascii="Times New Roman" w:eastAsia="宋体" w:hAnsi="Times New Roman" w:cs="Times New Roman" w:hint="eastAsia"/>
@@ -4484,7 +4421,6 @@
         </w:rPr>
         <w:t>九阶段</w:t>
       </w:r>
-      <w:proofErr w:type="gramEnd"/>
       <w:r>
         <w:rPr>
           <w:rFonts w:ascii="Times New Roman" w:eastAsia="宋体" w:hAnsi="Times New Roman" w:cs="Times New Roman" w:hint="eastAsia"/>
@@ -4682,7 +4618,7 @@
           <v:shape id="_x0000_i1029" type="#_x0000_t75" style="width:415.15pt;height:354.2pt" o:ole="">
             <v:imagedata r:id="rId16" o:title=""/>
           </v:shape>
-          <o:OLEObject Type="Embed" ProgID="Visio.Drawing.15" ShapeID="_x0000_i1029" DrawAspect="Content" ObjectID="_1844850026" r:id="rId17"/>
+          <o:OLEObject Type="Embed" ProgID="Visio.Drawing.15" ShapeID="_x0000_i1029" DrawAspect="Content" ObjectID="_1844850962" r:id="rId17"/>
         </w:object>
       </w:r>
     </w:p>
@@ -4902,23 +4838,7 @@
           <w:rFonts w:ascii="Times New Roman" w:eastAsia="宋体" w:hAnsi="Times New Roman" w:cs="Times New Roman" w:hint="eastAsia"/>
           <w:sz w:val="24"/>
         </w:rPr>
-        <w:t>；应用层上位机软件为开发调试阶段提供数据可视化、特征比对、日志记录等能，正式运行阶段可脱离上位</w:t>
-      </w:r>
-      <w:proofErr w:type="gramStart"/>
-      <w:r>
-        <w:rPr>
-          <w:rFonts w:ascii="Times New Roman" w:eastAsia="宋体" w:hAnsi="Times New Roman" w:cs="Times New Roman" w:hint="eastAsia"/>
-          <w:sz w:val="24"/>
-        </w:rPr>
-        <w:t>机独立</w:t>
-      </w:r>
-      <w:proofErr w:type="gramEnd"/>
-      <w:r>
-        <w:rPr>
-          <w:rFonts w:ascii="Times New Roman" w:eastAsia="宋体" w:hAnsi="Times New Roman" w:cs="Times New Roman" w:hint="eastAsia"/>
-          <w:sz w:val="24"/>
-        </w:rPr>
-        <w:t>工作。</w:t>
+        <w:t>；应用层上位机软件为开发调试阶段提供数据可视化、特征比对、日志记录等能，正式运行阶段可脱离上位机独立工作。</w:t>
       </w:r>
     </w:p>
     <w:p>
@@ -5077,7 +4997,7 @@
           <v:shape id="_x0000_i1030" type="#_x0000_t75" style="width:265.35pt;height:109.25pt" o:ole="">
             <v:imagedata r:id="rId18" o:title=""/>
           </v:shape>
-          <o:OLEObject Type="Embed" ProgID="Visio.Drawing.15" ShapeID="_x0000_i1030" DrawAspect="Content" ObjectID="_1844850027" r:id="rId19"/>
+          <o:OLEObject Type="Embed" ProgID="Visio.Drawing.15" ShapeID="_x0000_i1030" DrawAspect="Content" ObjectID="_1844850963" r:id="rId19"/>
         </w:object>
       </w:r>
     </w:p>
@@ -5171,17 +5091,8 @@
           <w:rFonts w:ascii="Times New Roman" w:eastAsia="宋体" w:hAnsi="Times New Roman" w:cs="Times New Roman" w:hint="eastAsia"/>
           <w:sz w:val="24"/>
         </w:rPr>
-        <w:t>，</w:t>
-      </w:r>
-      <w:proofErr w:type="gramStart"/>
-      <w:r>
-        <w:rPr>
-          <w:rFonts w:ascii="Times New Roman" w:eastAsia="宋体" w:hAnsi="Times New Roman" w:cs="Times New Roman" w:hint="eastAsia"/>
-          <w:sz w:val="24"/>
-        </w:rPr>
-        <w:t>搭载四核</w:t>
-      </w:r>
-      <w:proofErr w:type="gramEnd"/>
+        <w:t>，搭载四核</w:t>
+      </w:r>
       <w:r>
         <w:rPr>
           <w:rFonts w:ascii="Times New Roman" w:eastAsia="宋体" w:hAnsi="Times New Roman" w:cs="Times New Roman" w:hint="eastAsia"/>
@@ -5189,7 +5100,6 @@
         </w:rPr>
         <w:t>Cortex-A76</w:t>
       </w:r>
-      <w:proofErr w:type="gramStart"/>
       <w:r>
         <w:rPr>
           <w:rFonts w:ascii="Times New Roman" w:eastAsia="宋体" w:hAnsi="Times New Roman" w:cs="Times New Roman" w:hint="eastAsia"/>
@@ -5197,7 +5107,6 @@
         </w:rPr>
         <w:t>与四核</w:t>
       </w:r>
-      <w:proofErr w:type="gramEnd"/>
       <w:r>
         <w:rPr>
           <w:rFonts w:ascii="Times New Roman" w:eastAsia="宋体" w:hAnsi="Times New Roman" w:cs="Times New Roman" w:hint="eastAsia"/>
@@ -5205,21 +5114,12 @@
         </w:rPr>
         <w:t>Cortex-A55</w:t>
       </w:r>
-      <w:proofErr w:type="gramStart"/>
-      <w:r>
-        <w:rPr>
-          <w:rFonts w:ascii="Times New Roman" w:eastAsia="宋体" w:hAnsi="Times New Roman" w:cs="Times New Roman" w:hint="eastAsia"/>
-          <w:sz w:val="24"/>
-        </w:rPr>
-        <w:t>八</w:t>
-      </w:r>
-      <w:proofErr w:type="gramEnd"/>
-      <w:r>
-        <w:rPr>
-          <w:rFonts w:ascii="Times New Roman" w:eastAsia="宋体" w:hAnsi="Times New Roman" w:cs="Times New Roman" w:hint="eastAsia"/>
-          <w:sz w:val="24"/>
-        </w:rPr>
-        <w:t>核处理器，集成</w:t>
+      <w:r>
+        <w:rPr>
+          <w:rFonts w:ascii="Times New Roman" w:eastAsia="宋体" w:hAnsi="Times New Roman" w:cs="Times New Roman" w:hint="eastAsia"/>
+          <w:sz w:val="24"/>
+        </w:rPr>
+        <w:t>八核处理器，集成</w:t>
       </w:r>
       <w:r>
         <w:rPr>
@@ -5228,7 +5128,6 @@
         </w:rPr>
         <w:t>6 TOPS</w:t>
       </w:r>
-      <w:proofErr w:type="gramStart"/>
       <w:r>
         <w:rPr>
           <w:rFonts w:ascii="Times New Roman" w:eastAsia="宋体" w:hAnsi="Times New Roman" w:cs="Times New Roman" w:hint="eastAsia"/>
@@ -5236,7 +5135,6 @@
         </w:rPr>
         <w:t>算力</w:t>
       </w:r>
-      <w:proofErr w:type="gramEnd"/>
       <w:r>
         <w:rPr>
           <w:rFonts w:ascii="Times New Roman" w:eastAsia="宋体" w:hAnsi="Times New Roman" w:cs="Times New Roman" w:hint="eastAsia"/>
@@ -5355,23 +5253,7 @@
           <w:rFonts w:ascii="Times New Roman" w:eastAsia="宋体" w:hAnsi="Times New Roman" w:cs="Times New Roman" w:hint="eastAsia"/>
           <w:sz w:val="24"/>
         </w:rPr>
-        <w:t>电平转换芯片，利用其两组独立收发通道</w:t>
-      </w:r>
-      <w:proofErr w:type="gramStart"/>
-      <w:r>
-        <w:rPr>
-          <w:rFonts w:ascii="Times New Roman" w:eastAsia="宋体" w:hAnsi="Times New Roman" w:cs="Times New Roman" w:hint="eastAsia"/>
-          <w:sz w:val="24"/>
-        </w:rPr>
-        <w:t>搭建双</w:t>
-      </w:r>
-      <w:proofErr w:type="gramEnd"/>
-      <w:r>
-        <w:rPr>
-          <w:rFonts w:ascii="Times New Roman" w:eastAsia="宋体" w:hAnsi="Times New Roman" w:cs="Times New Roman" w:hint="eastAsia"/>
-          <w:sz w:val="24"/>
-        </w:rPr>
-        <w:t>路</w:t>
+        <w:t>电平转换芯片，利用其两组独立收发通道搭建双路</w:t>
       </w:r>
       <w:r>
         <w:rPr>
@@ -5385,23 +5267,7 @@
           <w:rFonts w:ascii="Times New Roman" w:eastAsia="宋体" w:hAnsi="Times New Roman" w:cs="Times New Roman" w:hint="eastAsia"/>
           <w:sz w:val="24"/>
         </w:rPr>
-        <w:t>通信，分别</w:t>
-      </w:r>
-      <w:proofErr w:type="gramStart"/>
-      <w:r>
-        <w:rPr>
-          <w:rFonts w:ascii="Times New Roman" w:eastAsia="宋体" w:hAnsi="Times New Roman" w:cs="Times New Roman" w:hint="eastAsia"/>
-          <w:sz w:val="24"/>
-        </w:rPr>
-        <w:t>接上位机</w:t>
-      </w:r>
-      <w:proofErr w:type="gramEnd"/>
-      <w:r>
-        <w:rPr>
-          <w:rFonts w:ascii="Times New Roman" w:eastAsia="宋体" w:hAnsi="Times New Roman" w:cs="Times New Roman" w:hint="eastAsia"/>
-          <w:sz w:val="24"/>
-        </w:rPr>
-        <w:t>调试端口与推理</w:t>
+        <w:t>通信，分别接上位机调试端口与推理</w:t>
       </w:r>
       <w:r>
         <w:rPr>
@@ -6792,23 +6658,7 @@
           <w:rFonts w:ascii="Times New Roman" w:eastAsia="宋体" w:hAnsi="Times New Roman" w:cs="Times New Roman" w:hint="eastAsia"/>
           <w:sz w:val="24"/>
         </w:rPr>
-        <w:t>端上位机调试软件，三</w:t>
-      </w:r>
-      <w:proofErr w:type="gramStart"/>
-      <w:r>
-        <w:rPr>
-          <w:rFonts w:ascii="Times New Roman" w:eastAsia="宋体" w:hAnsi="Times New Roman" w:cs="Times New Roman" w:hint="eastAsia"/>
-          <w:sz w:val="24"/>
-        </w:rPr>
-        <w:t>端功能</w:t>
-      </w:r>
-      <w:proofErr w:type="gramEnd"/>
-      <w:r>
-        <w:rPr>
-          <w:rFonts w:ascii="Times New Roman" w:eastAsia="宋体" w:hAnsi="Times New Roman" w:cs="Times New Roman" w:hint="eastAsia"/>
-          <w:sz w:val="24"/>
-        </w:rPr>
-        <w:t>互补、数据互通，共同完成故障识别全流程工作。</w:t>
+        <w:t>端上位机调试软件，三端功能互补、数据互通，共同完成故障识别全流程工作。</w:t>
       </w:r>
     </w:p>
     <w:p>
@@ -6830,7 +6680,7 @@
           <v:shape id="_x0000_i1031" type="#_x0000_t75" style="width:391.25pt;height:333.85pt" o:ole="">
             <v:imagedata r:id="rId24" o:title=""/>
           </v:shape>
-          <o:OLEObject Type="Embed" ProgID="Visio.Drawing.15" ShapeID="_x0000_i1031" DrawAspect="Content" ObjectID="_1844850028" r:id="rId25"/>
+          <o:OLEObject Type="Embed" ProgID="Visio.Drawing.15" ShapeID="_x0000_i1031" DrawAspect="Content" ObjectID="_1844850964" r:id="rId25"/>
         </w:object>
       </w:r>
     </w:p>
@@ -7356,15 +7206,7 @@
           <w:rFonts w:ascii="Times New Roman" w:eastAsia="宋体" w:hAnsi="Times New Roman" w:cs="Times New Roman" w:hint="eastAsia"/>
           <w:sz w:val="24"/>
         </w:rPr>
-        <w:t>模数转换；读取采样数值并</w:t>
-      </w:r>
-      <w:proofErr w:type="gramStart"/>
-      <w:r>
-        <w:rPr>
-          <w:rFonts w:ascii="Times New Roman" w:eastAsia="宋体" w:hAnsi="Times New Roman" w:cs="Times New Roman" w:hint="eastAsia"/>
-          <w:sz w:val="24"/>
-        </w:rPr>
-        <w:t>校准去噪</w:t>
+        <w:t>模数转换；读取采样数值并校准去噪</w:t>
       </w:r>
       <w:r>
         <w:rPr>
@@ -7373,7 +7215,6 @@
         </w:rPr>
         <w:t>还原</w:t>
       </w:r>
-      <w:proofErr w:type="gramEnd"/>
       <w:r>
         <w:rPr>
           <w:rFonts w:ascii="Times New Roman" w:eastAsia="宋体" w:hAnsi="Times New Roman" w:cs="Times New Roman" w:hint="eastAsia"/>
@@ -7474,23 +7315,7 @@
           <w:rFonts w:ascii="Times New Roman" w:eastAsia="宋体" w:hAnsi="Times New Roman" w:cs="Times New Roman" w:hint="eastAsia"/>
           <w:sz w:val="24"/>
         </w:rPr>
-        <w:t>突变差值，与预设阈值对比。</w:t>
-      </w:r>
-      <w:proofErr w:type="gramStart"/>
-      <w:r>
-        <w:rPr>
-          <w:rFonts w:ascii="Times New Roman" w:eastAsia="宋体" w:hAnsi="Times New Roman" w:cs="Times New Roman" w:hint="eastAsia"/>
-          <w:sz w:val="24"/>
-        </w:rPr>
-        <w:t>若指标</w:t>
-      </w:r>
-      <w:proofErr w:type="gramEnd"/>
-      <w:r>
-        <w:rPr>
-          <w:rFonts w:ascii="Times New Roman" w:eastAsia="宋体" w:hAnsi="Times New Roman" w:cs="Times New Roman" w:hint="eastAsia"/>
-          <w:sz w:val="24"/>
-        </w:rPr>
-        <w:t>正常，系统持续采样监测；若超标则置位故障触发标志，冻结当前周期波形数据，启动故障诊断流程。输入</w:t>
+        <w:t>突变差值，与预设阈值对比。若指标正常，系统持续采样监测；若超标则置位故障触发标志，冻结当前周期波形数据，启动故障诊断流程。输入</w:t>
       </w:r>
       <w:r>
         <w:rPr>
@@ -8388,27 +8213,6 @@
         </w:rPr>
         <w:t>工程成果</w:t>
       </w:r>
-      <w:r>
-        <w:rPr>
-          <w:rFonts w:ascii="Times New Roman" w:eastAsia="宋体" w:hAnsi="Times New Roman" w:cs="Times New Roman" w:hint="eastAsia"/>
-          <w:sz w:val="24"/>
-        </w:rPr>
-        <w:t>（</w:t>
-      </w:r>
-      <w:r>
-        <w:rPr>
-          <w:rFonts w:ascii="Times New Roman" w:eastAsia="宋体" w:hAnsi="Times New Roman" w:cs="Times New Roman" w:hint="eastAsia"/>
-          <w:sz w:val="24"/>
-        </w:rPr>
-        <w:t>分</w:t>
-      </w:r>
-      <w:r>
-        <w:rPr>
-          <w:rFonts w:ascii="Times New Roman" w:eastAsia="宋体" w:hAnsi="Times New Roman" w:cs="Times New Roman" w:hint="eastAsia"/>
-          <w:sz w:val="24"/>
-        </w:rPr>
-        <w:t>硬件实物、软件界面等设计结果）</w:t>
-      </w:r>
     </w:p>
     <w:p>
       <w:pPr>
@@ -9609,30 +9413,14 @@
           <w:rFonts w:ascii="Times New Roman" w:eastAsia="宋体" w:hAnsi="Times New Roman" w:cs="Times New Roman" w:hint="eastAsia"/>
           <w:sz w:val="24"/>
         </w:rPr>
-        <w:t>上位</w:t>
-      </w:r>
-      <w:proofErr w:type="gramStart"/>
-      <w:r>
-        <w:rPr>
-          <w:rFonts w:ascii="Times New Roman" w:eastAsia="宋体" w:hAnsi="Times New Roman" w:cs="Times New Roman" w:hint="eastAsia"/>
-          <w:sz w:val="24"/>
-        </w:rPr>
-        <w:t>机</w:t>
-      </w:r>
-      <w:r>
-        <w:rPr>
-          <w:rFonts w:ascii="Times New Roman" w:eastAsia="宋体" w:hAnsi="Times New Roman" w:cs="Times New Roman" w:hint="eastAsia"/>
-          <w:sz w:val="24"/>
-        </w:rPr>
-        <w:t>文件</w:t>
-      </w:r>
-      <w:proofErr w:type="gramEnd"/>
-      <w:r>
-        <w:rPr>
-          <w:rFonts w:ascii="Times New Roman" w:eastAsia="宋体" w:hAnsi="Times New Roman" w:cs="Times New Roman" w:hint="eastAsia"/>
-          <w:sz w:val="24"/>
-        </w:rPr>
-        <w:t>传输</w:t>
+        <w:t>上位机</w:t>
+      </w:r>
+      <w:r>
+        <w:rPr>
+          <w:rFonts w:ascii="Times New Roman" w:eastAsia="宋体" w:hAnsi="Times New Roman" w:cs="Times New Roman" w:hint="eastAsia"/>
+          <w:sz w:val="24"/>
+        </w:rPr>
+        <w:t>文件传输</w:t>
       </w:r>
       <w:r>
         <w:rPr>
@@ -9753,23 +9541,7 @@
           <w:rFonts w:ascii="Times New Roman" w:eastAsia="宋体" w:hAnsi="Times New Roman" w:cs="Times New Roman" w:hint="eastAsia"/>
           <w:sz w:val="24"/>
         </w:rPr>
-        <w:t>测试文件为新仿真的不同滤波器、</w:t>
-      </w:r>
-      <w:proofErr w:type="gramStart"/>
-      <w:r>
-        <w:rPr>
-          <w:rFonts w:ascii="Times New Roman" w:eastAsia="宋体" w:hAnsi="Times New Roman" w:cs="Times New Roman" w:hint="eastAsia"/>
-          <w:sz w:val="24"/>
-        </w:rPr>
-        <w:t>不</w:t>
-      </w:r>
-      <w:proofErr w:type="gramEnd"/>
-      <w:r>
-        <w:rPr>
-          <w:rFonts w:ascii="Times New Roman" w:eastAsia="宋体" w:hAnsi="Times New Roman" w:cs="Times New Roman" w:hint="eastAsia"/>
-          <w:sz w:val="24"/>
-        </w:rPr>
-        <w:t>同调制度下的</w:t>
+        <w:t>测试文件为新仿真的不同滤波器、不同调制度下的</w:t>
       </w:r>
       <w:r>
         <w:rPr>
@@ -10033,21 +9805,12 @@
         </w:rPr>
         <w:t>17</w:t>
       </w:r>
-      <w:proofErr w:type="gramStart"/>
-      <w:r>
-        <w:rPr>
-          <w:rFonts w:ascii="Times New Roman" w:eastAsia="宋体" w:hAnsi="Times New Roman" w:cs="Times New Roman" w:hint="eastAsia"/>
-          <w:sz w:val="24"/>
-        </w:rPr>
-        <w:t>维特征</w:t>
-      </w:r>
-      <w:proofErr w:type="gramEnd"/>
-      <w:r>
-        <w:rPr>
-          <w:rFonts w:ascii="Times New Roman" w:eastAsia="宋体" w:hAnsi="Times New Roman" w:cs="Times New Roman" w:hint="eastAsia"/>
-          <w:sz w:val="24"/>
-        </w:rPr>
-        <w:t>整体偏差</w:t>
+      <w:r>
+        <w:rPr>
+          <w:rFonts w:ascii="Times New Roman" w:eastAsia="宋体" w:hAnsi="Times New Roman" w:cs="Times New Roman" w:hint="eastAsia"/>
+          <w:sz w:val="24"/>
+        </w:rPr>
+        <w:t>维特征整体偏差</w:t>
       </w:r>
       <w:r>
         <w:rPr>
@@ -10082,23 +9845,7 @@
           <w:rFonts w:ascii="Times New Roman" w:eastAsia="宋体" w:hAnsi="Times New Roman" w:cs="Times New Roman" w:hint="eastAsia"/>
           <w:sz w:val="24"/>
         </w:rPr>
-        <w:t>、均值、</w:t>
-      </w:r>
-      <w:proofErr w:type="gramStart"/>
-      <w:r>
-        <w:rPr>
-          <w:rFonts w:ascii="Times New Roman" w:eastAsia="宋体" w:hAnsi="Times New Roman" w:cs="Times New Roman" w:hint="eastAsia"/>
-          <w:sz w:val="24"/>
-        </w:rPr>
-        <w:t>峭度等</w:t>
-      </w:r>
-      <w:proofErr w:type="gramEnd"/>
-      <w:r>
-        <w:rPr>
-          <w:rFonts w:ascii="Times New Roman" w:eastAsia="宋体" w:hAnsi="Times New Roman" w:cs="Times New Roman" w:hint="eastAsia"/>
-          <w:sz w:val="24"/>
-        </w:rPr>
-        <w:t>特征</w:t>
+        <w:t>、均值、峭度等特征</w:t>
       </w:r>
       <w:r>
         <w:rPr>
@@ -11021,7 +10768,6 @@
                 <w:sz w:val="24"/>
               </w:rPr>
             </w:pPr>
-            <w:proofErr w:type="gramStart"/>
             <w:r>
               <w:rPr>
                 <w:rFonts w:ascii="Times New Roman" w:eastAsia="宋体" w:hAnsi="Times New Roman" w:hint="eastAsia"/>
@@ -11029,7 +10775,6 @@
               </w:rPr>
               <w:t>峭度</w:t>
             </w:r>
-            <w:proofErr w:type="gramEnd"/>
           </w:p>
         </w:tc>
         <w:tc>
@@ -11247,7 +10992,6 @@
                 <w:sz w:val="24"/>
               </w:rPr>
             </w:pPr>
-            <w:proofErr w:type="gramStart"/>
             <w:r>
               <w:rPr>
                 <w:rFonts w:ascii="Times New Roman" w:eastAsia="宋体" w:hAnsi="Times New Roman" w:hint="eastAsia"/>
@@ -11255,7 +10999,6 @@
               </w:rPr>
               <w:t>裕度因子</w:t>
             </w:r>
-            <w:proofErr w:type="gramEnd"/>
           </w:p>
         </w:tc>
         <w:tc>
@@ -11585,7 +11328,6 @@
                 <w:sz w:val="24"/>
               </w:rPr>
             </w:pPr>
-            <w:proofErr w:type="gramStart"/>
             <w:r>
               <w:rPr>
                 <w:rFonts w:ascii="Times New Roman" w:eastAsia="宋体" w:hAnsi="Times New Roman" w:hint="eastAsia"/>
@@ -11593,7 +11335,6 @@
               </w:rPr>
               <w:t>峭度因子</w:t>
             </w:r>
-            <w:proofErr w:type="gramEnd"/>
           </w:p>
         </w:tc>
         <w:tc>
@@ -12443,7 +12184,6 @@
         </w:rPr>
         <w:t>A</w:t>
       </w:r>
-      <w:proofErr w:type="gramStart"/>
       <w:r>
         <w:rPr>
           <w:rFonts w:ascii="Times New Roman" w:eastAsia="宋体" w:hAnsi="Times New Roman" w:cs="Times New Roman" w:hint="eastAsia"/>
@@ -12451,7 +12191,6 @@
         </w:rPr>
         <w:t>桥臂故障</w:t>
       </w:r>
-      <w:proofErr w:type="gramEnd"/>
       <w:r>
         <w:rPr>
           <w:rFonts w:ascii="Times New Roman" w:eastAsia="宋体" w:hAnsi="Times New Roman" w:cs="Times New Roman" w:hint="eastAsia"/>
@@ -12599,21 +12338,12 @@
         </w:rPr>
         <w:t>+</w:t>
       </w:r>
-      <w:proofErr w:type="gramStart"/>
-      <w:r>
-        <w:rPr>
-          <w:rFonts w:ascii="Times New Roman" w:eastAsia="宋体" w:hAnsi="Times New Roman" w:cs="Times New Roman" w:hint="eastAsia"/>
-          <w:sz w:val="24"/>
-        </w:rPr>
-        <w:t>推理全</w:t>
-      </w:r>
-      <w:proofErr w:type="gramEnd"/>
-      <w:r>
-        <w:rPr>
-          <w:rFonts w:ascii="Times New Roman" w:eastAsia="宋体" w:hAnsi="Times New Roman" w:cs="Times New Roman" w:hint="eastAsia"/>
-          <w:sz w:val="24"/>
-        </w:rPr>
-        <w:t>流程耗时稳定低于</w:t>
+      <w:r>
+        <w:rPr>
+          <w:rFonts w:ascii="Times New Roman" w:eastAsia="宋体" w:hAnsi="Times New Roman" w:cs="Times New Roman" w:hint="eastAsia"/>
+          <w:sz w:val="24"/>
+        </w:rPr>
+        <w:t>推理全流程耗时稳定低于</w:t>
       </w:r>
       <w:r>
         <w:rPr>
@@ -12708,21 +12438,12 @@
         </w:rPr>
         <w:t>4</w:t>
       </w:r>
-      <w:proofErr w:type="gramStart"/>
-      <w:r>
-        <w:rPr>
-          <w:rFonts w:ascii="Times New Roman" w:eastAsia="宋体" w:hAnsi="Times New Roman" w:cs="Times New Roman" w:hint="eastAsia"/>
-          <w:sz w:val="24"/>
-        </w:rPr>
-        <w:t>各</w:t>
-      </w:r>
-      <w:proofErr w:type="gramEnd"/>
-      <w:r>
-        <w:rPr>
-          <w:rFonts w:ascii="Times New Roman" w:eastAsia="宋体" w:hAnsi="Times New Roman" w:cs="Times New Roman" w:hint="eastAsia"/>
-          <w:sz w:val="24"/>
-        </w:rPr>
-        <w:t>类</w:t>
+      <w:r>
+        <w:rPr>
+          <w:rFonts w:ascii="Times New Roman" w:eastAsia="宋体" w:hAnsi="Times New Roman" w:cs="Times New Roman" w:hint="eastAsia"/>
+          <w:sz w:val="24"/>
+        </w:rPr>
+        <w:t>各类</w:t>
       </w:r>
       <w:r>
         <w:rPr>
@@ -13940,23 +13661,7 @@
                 <w:rFonts w:ascii="Times New Roman" w:eastAsia="宋体" w:hAnsi="Times New Roman" w:hint="eastAsia"/>
                 <w:sz w:val="24"/>
               </w:rPr>
-              <w:t>(</w:t>
-            </w:r>
-            <w:proofErr w:type="spellStart"/>
-            <w:r>
-              <w:rPr>
-                <w:rFonts w:ascii="Times New Roman" w:eastAsia="宋体" w:hAnsi="Times New Roman" w:hint="eastAsia"/>
-                <w:sz w:val="24"/>
-              </w:rPr>
-              <w:t>ms</w:t>
-            </w:r>
-            <w:proofErr w:type="spellEnd"/>
-            <w:r>
-              <w:rPr>
-                <w:rFonts w:ascii="Times New Roman" w:eastAsia="宋体" w:hAnsi="Times New Roman" w:hint="eastAsia"/>
-                <w:sz w:val="24"/>
-              </w:rPr>
-              <w:t>)</w:t>
+              <w:t>(ms)</w:t>
             </w:r>
           </w:p>
         </w:tc>
@@ -13973,30 +13678,12 @@
                 <w:sz w:val="24"/>
               </w:rPr>
             </w:pPr>
-            <w:proofErr w:type="gramStart"/>
-            <w:r>
-              <w:rPr>
-                <w:rFonts w:ascii="Times New Roman" w:eastAsia="宋体" w:hAnsi="Times New Roman" w:hint="eastAsia"/>
-                <w:sz w:val="24"/>
-              </w:rPr>
-              <w:t>DSP(</w:t>
-            </w:r>
-            <w:proofErr w:type="spellStart"/>
-            <w:proofErr w:type="gramEnd"/>
-            <w:r>
-              <w:rPr>
-                <w:rFonts w:ascii="Times New Roman" w:eastAsia="宋体" w:hAnsi="Times New Roman" w:hint="eastAsia"/>
-                <w:sz w:val="24"/>
-              </w:rPr>
-              <w:t>ms</w:t>
-            </w:r>
-            <w:proofErr w:type="spellEnd"/>
-            <w:r>
-              <w:rPr>
-                <w:rFonts w:ascii="Times New Roman" w:eastAsia="宋体" w:hAnsi="Times New Roman" w:hint="eastAsia"/>
-                <w:sz w:val="24"/>
-              </w:rPr>
-              <w:t>)</w:t>
+            <w:r>
+              <w:rPr>
+                <w:rFonts w:ascii="Times New Roman" w:eastAsia="宋体" w:hAnsi="Times New Roman" w:hint="eastAsia"/>
+                <w:sz w:val="24"/>
+              </w:rPr>
+              <w:t>DSP(ms)</w:t>
             </w:r>
           </w:p>
         </w:tc>
@@ -14025,23 +13712,7 @@
                 <w:rFonts w:ascii="Times New Roman" w:eastAsia="宋体" w:hAnsi="Times New Roman" w:hint="eastAsia"/>
                 <w:sz w:val="24"/>
               </w:rPr>
-              <w:t>(</w:t>
-            </w:r>
-            <w:proofErr w:type="spellStart"/>
-            <w:r>
-              <w:rPr>
-                <w:rFonts w:ascii="Times New Roman" w:eastAsia="宋体" w:hAnsi="Times New Roman" w:hint="eastAsia"/>
-                <w:sz w:val="24"/>
-              </w:rPr>
-              <w:t>ms</w:t>
-            </w:r>
-            <w:proofErr w:type="spellEnd"/>
-            <w:r>
-              <w:rPr>
-                <w:rFonts w:ascii="Times New Roman" w:eastAsia="宋体" w:hAnsi="Times New Roman" w:hint="eastAsia"/>
-                <w:sz w:val="24"/>
-              </w:rPr>
-              <w:t>)</w:t>
+              <w:t>(ms)</w:t>
             </w:r>
           </w:p>
         </w:tc>
@@ -15225,7 +14896,21 @@
           <w:rFonts w:ascii="Times New Roman" w:eastAsia="宋体" w:hAnsi="Times New Roman" w:cs="Times New Roman" w:hint="eastAsia"/>
           <w:sz w:val="24"/>
         </w:rPr>
-        <w:t>组输出结果类似，仅选取具有代表新的</w:t>
+        <w:t>组输出结果类似，仅选取具有代表</w:t>
+      </w:r>
+      <w:r>
+        <w:rPr>
+          <w:rFonts w:ascii="Times New Roman" w:eastAsia="宋体" w:hAnsi="Times New Roman" w:cs="Times New Roman" w:hint="eastAsia"/>
+          <w:sz w:val="24"/>
+        </w:rPr>
+        <w:t>性</w:t>
+      </w:r>
+      <w:r>
+        <w:rPr>
+          <w:rFonts w:ascii="Times New Roman" w:eastAsia="宋体" w:hAnsi="Times New Roman" w:cs="Times New Roman" w:hint="eastAsia"/>
+          <w:sz w:val="24"/>
+        </w:rPr>
+        <w:t>的</w:t>
       </w:r>
       <w:r>
         <w:rPr>
@@ -15519,17 +15204,8 @@
                 <w:rFonts w:ascii="Times New Roman" w:eastAsia="宋体" w:hAnsi="Times New Roman" w:hint="eastAsia"/>
                 <w:sz w:val="24"/>
               </w:rPr>
-              <w:t xml:space="preserve">149.90 </w:t>
-            </w:r>
-            <w:proofErr w:type="spellStart"/>
-            <w:r>
-              <w:rPr>
-                <w:rFonts w:ascii="Times New Roman" w:eastAsia="宋体" w:hAnsi="Times New Roman" w:hint="eastAsia"/>
-                <w:sz w:val="24"/>
-              </w:rPr>
-              <w:t>ms</w:t>
-            </w:r>
-            <w:proofErr w:type="spellEnd"/>
+              <w:t>149.90 ms</w:t>
+            </w:r>
           </w:p>
         </w:tc>
         <w:tc>
@@ -15632,17 +15308,8 @@
                 <w:rFonts w:ascii="Times New Roman" w:eastAsia="宋体" w:hAnsi="Times New Roman" w:hint="eastAsia"/>
                 <w:sz w:val="24"/>
               </w:rPr>
-              <w:t xml:space="preserve">148.50 </w:t>
-            </w:r>
-            <w:proofErr w:type="spellStart"/>
-            <w:r>
-              <w:rPr>
-                <w:rFonts w:ascii="Times New Roman" w:eastAsia="宋体" w:hAnsi="Times New Roman" w:hint="eastAsia"/>
-                <w:sz w:val="24"/>
-              </w:rPr>
-              <w:t>ms</w:t>
-            </w:r>
-            <w:proofErr w:type="spellEnd"/>
+              <w:t>148.50 ms</w:t>
+            </w:r>
           </w:p>
         </w:tc>
         <w:tc>
@@ -15731,17 +15398,8 @@
                 <w:rFonts w:ascii="Times New Roman" w:eastAsia="宋体" w:hAnsi="Times New Roman" w:hint="eastAsia"/>
                 <w:sz w:val="24"/>
               </w:rPr>
-              <w:t xml:space="preserve">1.50 </w:t>
-            </w:r>
-            <w:proofErr w:type="spellStart"/>
-            <w:r>
-              <w:rPr>
-                <w:rFonts w:ascii="Times New Roman" w:eastAsia="宋体" w:hAnsi="Times New Roman" w:hint="eastAsia"/>
-                <w:sz w:val="24"/>
-              </w:rPr>
-              <w:t>ms</w:t>
-            </w:r>
-            <w:proofErr w:type="spellEnd"/>
+              <w:t>1.50 ms</w:t>
+            </w:r>
           </w:p>
         </w:tc>
         <w:tc>
@@ -17352,39 +17010,7 @@
           <w:rFonts w:ascii="Times New Roman" w:eastAsia="宋体" w:hAnsi="Times New Roman" w:cs="Times New Roman" w:hint="eastAsia"/>
           <w:sz w:val="24"/>
         </w:rPr>
-        <w:t>跨平台特征一致性校准是本次项目</w:t>
-      </w:r>
-      <w:proofErr w:type="gramStart"/>
-      <w:r>
-        <w:rPr>
-          <w:rFonts w:ascii="Times New Roman" w:eastAsia="宋体" w:hAnsi="Times New Roman" w:cs="Times New Roman" w:hint="eastAsia"/>
-          <w:sz w:val="24"/>
-        </w:rPr>
-        <w:t>最</w:t>
-      </w:r>
-      <w:proofErr w:type="gramEnd"/>
-      <w:r>
-        <w:rPr>
-          <w:rFonts w:ascii="Times New Roman" w:eastAsia="宋体" w:hAnsi="Times New Roman" w:cs="Times New Roman" w:hint="eastAsia"/>
-          <w:sz w:val="24"/>
-        </w:rPr>
-        <w:t>核心、</w:t>
-      </w:r>
-      <w:proofErr w:type="gramStart"/>
-      <w:r>
-        <w:rPr>
-          <w:rFonts w:ascii="Times New Roman" w:eastAsia="宋体" w:hAnsi="Times New Roman" w:cs="Times New Roman" w:hint="eastAsia"/>
-          <w:sz w:val="24"/>
-        </w:rPr>
-        <w:t>最</w:t>
-      </w:r>
-      <w:proofErr w:type="gramEnd"/>
-      <w:r>
-        <w:rPr>
-          <w:rFonts w:ascii="Times New Roman" w:eastAsia="宋体" w:hAnsi="Times New Roman" w:cs="Times New Roman" w:hint="eastAsia"/>
-          <w:sz w:val="24"/>
-        </w:rPr>
-        <w:t>关键的技术难点，也是让我收获最大的研发环节。项目初期，硬件端算法开发完成后，故障识别准确率始终不足</w:t>
+        <w:t>跨平台特征一致性校准是本次项目最核心、最关键的技术难点，也是让我收获最大的研发环节。项目初期，硬件端算法开发完成后，故障识别准确率始终不足</w:t>
       </w:r>
       <w:r>
         <w:rPr>
@@ -17449,21 +17075,12 @@
         </w:rPr>
         <w:t>17</w:t>
       </w:r>
-      <w:proofErr w:type="gramStart"/>
-      <w:r>
-        <w:rPr>
-          <w:rFonts w:ascii="Times New Roman" w:eastAsia="宋体" w:hAnsi="Times New Roman" w:cs="Times New Roman" w:hint="eastAsia"/>
-          <w:sz w:val="24"/>
-        </w:rPr>
-        <w:t>维特征</w:t>
-      </w:r>
-      <w:proofErr w:type="gramEnd"/>
-      <w:r>
-        <w:rPr>
-          <w:rFonts w:ascii="Times New Roman" w:eastAsia="宋体" w:hAnsi="Times New Roman" w:cs="Times New Roman" w:hint="eastAsia"/>
-          <w:sz w:val="24"/>
-        </w:rPr>
-        <w:t>的计算公式，修正能量、峭度、</w:t>
+      <w:r>
+        <w:rPr>
+          <w:rFonts w:ascii="Times New Roman" w:eastAsia="宋体" w:hAnsi="Times New Roman" w:cs="Times New Roman" w:hint="eastAsia"/>
+          <w:sz w:val="24"/>
+        </w:rPr>
+        <w:t>维特征的计算公式，修正能量、峭度、</w:t>
       </w:r>
       <w:r>
         <w:rPr>
@@ -17615,23 +17232,7 @@
           <w:rFonts w:ascii="Times New Roman" w:eastAsia="宋体" w:hAnsi="Times New Roman" w:cs="Times New Roman" w:hint="eastAsia"/>
           <w:sz w:val="24"/>
         </w:rPr>
-        <w:t>整体而言，本次项目</w:t>
-      </w:r>
-      <w:proofErr w:type="gramStart"/>
-      <w:r>
-        <w:rPr>
-          <w:rFonts w:ascii="Times New Roman" w:eastAsia="宋体" w:hAnsi="Times New Roman" w:cs="Times New Roman" w:hint="eastAsia"/>
-          <w:sz w:val="24"/>
-        </w:rPr>
-        <w:t>研发让</w:t>
-      </w:r>
-      <w:proofErr w:type="gramEnd"/>
-      <w:r>
-        <w:rPr>
-          <w:rFonts w:ascii="Times New Roman" w:eastAsia="宋体" w:hAnsi="Times New Roman" w:cs="Times New Roman" w:hint="eastAsia"/>
-          <w:sz w:val="24"/>
-        </w:rPr>
-        <w:t>我突破了单一学科的知识壁垒，熟练掌握了嵌入式开发、信号处理、深度学习部署、人机交互开发等多领域技术，更培养了严谨细致的工程态度、攻坚克难的问题解决能力和系统化的设计思维。这些宝贵的实践经验，将为我今后的专业学习和工程实践奠定坚实基础。</w:t>
+        <w:t>整体而言，本次项目研发让我突破了单一学科的知识壁垒，熟练掌握了嵌入式开发、信号处理、深度学习部署、人机交互开发等多领域技术，更培养了严谨细致的工程态度、攻坚克难的问题解决能力和系统化的设计思维。这些宝贵的实践经验，将为我今后的专业学习和工程实践奠定坚实基础。</w:t>
       </w:r>
     </w:p>
     <w:p>
@@ -17758,23 +17359,7 @@
           <w:rFonts w:ascii="Times New Roman" w:eastAsia="宋体" w:hAnsi="Times New Roman" w:cs="Times New Roman" w:hint="eastAsia"/>
           <w:sz w:val="24"/>
         </w:rPr>
-        <w:t>,2019,42(22):</w:t>
-      </w:r>
-      <w:proofErr w:type="gramStart"/>
-      <w:r>
-        <w:rPr>
-          <w:rFonts w:ascii="Times New Roman" w:eastAsia="宋体" w:hAnsi="Times New Roman" w:cs="Times New Roman" w:hint="eastAsia"/>
-          <w:sz w:val="24"/>
-        </w:rPr>
-        <w:t>73-80.DOI:10.19651/j.cnki.emt</w:t>
-      </w:r>
-      <w:proofErr w:type="gramEnd"/>
-      <w:r>
-        <w:rPr>
-          <w:rFonts w:ascii="Times New Roman" w:eastAsia="宋体" w:hAnsi="Times New Roman" w:cs="Times New Roman" w:hint="eastAsia"/>
-          <w:sz w:val="24"/>
-        </w:rPr>
-        <w:t>.1903038.</w:t>
+        <w:t>,2019,42(22):73-80.DOI:10.19651/j.cnki.emt.1903038.</w:t>
       </w:r>
     </w:p>
     <w:p>
@@ -17920,7 +17505,6 @@
         </w:rPr>
         <w:t>]</w:t>
       </w:r>
-      <w:proofErr w:type="gramStart"/>
       <w:r>
         <w:rPr>
           <w:rFonts w:ascii="Times New Roman" w:eastAsia="宋体" w:hAnsi="Times New Roman" w:cs="Times New Roman" w:hint="eastAsia"/>
@@ -17928,7 +17512,6 @@
         </w:rPr>
         <w:t>尚博阳</w:t>
       </w:r>
-      <w:proofErr w:type="gramEnd"/>
       <w:r>
         <w:rPr>
           <w:rFonts w:ascii="Times New Roman" w:eastAsia="宋体" w:hAnsi="Times New Roman" w:cs="Times New Roman" w:hint="eastAsia"/>
@@ -17962,24 +17545,166 @@
           <w:rFonts w:ascii="Times New Roman" w:eastAsia="宋体" w:hAnsi="Times New Roman" w:cs="Times New Roman" w:hint="eastAsia"/>
           <w:sz w:val="24"/>
         </w:rPr>
+        <w:t>,2025.DOI:10.26944/d.cnki.gbfju.2025.000274.</w:t>
+      </w:r>
+    </w:p>
+    <w:p>
+      <w:pPr>
+        <w:spacing w:line="360" w:lineRule="auto"/>
+        <w:rPr>
+          <w:rFonts w:ascii="Times New Roman" w:eastAsia="宋体" w:hAnsi="Times New Roman" w:cs="Times New Roman"/>
+          <w:sz w:val="24"/>
+        </w:rPr>
+      </w:pPr>
+      <w:r>
+        <w:rPr>
+          <w:rFonts w:ascii="Times New Roman" w:eastAsia="宋体" w:hAnsi="Times New Roman" w:cs="Times New Roman" w:hint="eastAsia"/>
+          <w:sz w:val="24"/>
+        </w:rPr>
+        <w:t>[</w:t>
+      </w:r>
+      <w:r>
+        <w:rPr>
+          <w:rFonts w:ascii="Times New Roman" w:eastAsia="宋体" w:hAnsi="Times New Roman" w:cs="Times New Roman" w:hint="eastAsia"/>
+          <w:sz w:val="24"/>
+        </w:rPr>
+        <w:t>4</w:t>
+      </w:r>
+      <w:r>
+        <w:rPr>
+          <w:rFonts w:ascii="Times New Roman" w:eastAsia="宋体" w:hAnsi="Times New Roman" w:cs="Times New Roman" w:hint="eastAsia"/>
+          <w:sz w:val="24"/>
+        </w:rPr>
+        <w:t>]</w:t>
+      </w:r>
+      <w:r>
+        <w:rPr>
+          <w:rFonts w:ascii="Times New Roman" w:eastAsia="宋体" w:hAnsi="Times New Roman" w:cs="Times New Roman" w:hint="eastAsia"/>
+          <w:sz w:val="24"/>
+        </w:rPr>
+        <w:t>安杨</w:t>
+      </w:r>
+      <w:r>
+        <w:rPr>
+          <w:rFonts w:ascii="Times New Roman" w:eastAsia="宋体" w:hAnsi="Times New Roman" w:cs="Times New Roman" w:hint="eastAsia"/>
+          <w:sz w:val="24"/>
+        </w:rPr>
+        <w:t>.</w:t>
+      </w:r>
+      <w:r>
+        <w:rPr>
+          <w:rFonts w:ascii="Times New Roman" w:eastAsia="宋体" w:hAnsi="Times New Roman" w:cs="Times New Roman" w:hint="eastAsia"/>
+          <w:sz w:val="24"/>
+        </w:rPr>
+        <w:t>基于数据驱动的</w:t>
+      </w:r>
+      <w:r>
+        <w:rPr>
+          <w:rFonts w:ascii="Times New Roman" w:eastAsia="宋体" w:hAnsi="Times New Roman" w:cs="Times New Roman" w:hint="eastAsia"/>
+          <w:sz w:val="24"/>
+        </w:rPr>
+        <w:t>MMC</w:t>
+      </w:r>
+      <w:r>
+        <w:rPr>
+          <w:rFonts w:ascii="Times New Roman" w:eastAsia="宋体" w:hAnsi="Times New Roman" w:cs="Times New Roman" w:hint="eastAsia"/>
+          <w:sz w:val="24"/>
+        </w:rPr>
+        <w:t>子模块开路故障预测与故障诊断</w:t>
+      </w:r>
+      <w:r>
+        <w:rPr>
+          <w:rFonts w:ascii="Times New Roman" w:eastAsia="宋体" w:hAnsi="Times New Roman" w:cs="Times New Roman" w:hint="eastAsia"/>
+          <w:sz w:val="24"/>
+        </w:rPr>
+        <w:t>[D].</w:t>
+      </w:r>
+      <w:r>
+        <w:rPr>
+          <w:rFonts w:ascii="Times New Roman" w:eastAsia="宋体" w:hAnsi="Times New Roman" w:cs="Times New Roman" w:hint="eastAsia"/>
+          <w:sz w:val="24"/>
+        </w:rPr>
+        <w:t>西安理工大学</w:t>
+      </w:r>
+      <w:r>
+        <w:rPr>
+          <w:rFonts w:ascii="Times New Roman" w:eastAsia="宋体" w:hAnsi="Times New Roman" w:cs="Times New Roman" w:hint="eastAsia"/>
+          <w:sz w:val="24"/>
+        </w:rPr>
+        <w:t>,2025.DOI:10.27398/d.cnki.gxalu.2025.000062.</w:t>
+      </w:r>
+    </w:p>
+    <w:p>
+      <w:pPr>
+        <w:spacing w:line="360" w:lineRule="auto"/>
+        <w:rPr>
+          <w:rFonts w:ascii="Times New Roman" w:eastAsia="宋体" w:hAnsi="Times New Roman" w:cs="Times New Roman"/>
+          <w:sz w:val="24"/>
+        </w:rPr>
+      </w:pPr>
+      <w:r>
+        <w:rPr>
+          <w:rFonts w:ascii="Times New Roman" w:eastAsia="宋体" w:hAnsi="Times New Roman" w:cs="Times New Roman" w:hint="eastAsia"/>
+          <w:sz w:val="24"/>
+        </w:rPr>
+        <w:t>[</w:t>
+      </w:r>
+      <w:r>
+        <w:rPr>
+          <w:rFonts w:ascii="Times New Roman" w:eastAsia="宋体" w:hAnsi="Times New Roman" w:cs="Times New Roman" w:hint="eastAsia"/>
+          <w:sz w:val="24"/>
+        </w:rPr>
+        <w:t>5</w:t>
+      </w:r>
+      <w:r>
+        <w:rPr>
+          <w:rFonts w:ascii="Times New Roman" w:eastAsia="宋体" w:hAnsi="Times New Roman" w:cs="Times New Roman" w:hint="eastAsia"/>
+          <w:sz w:val="24"/>
+        </w:rPr>
+        <w:t>]</w:t>
+      </w:r>
+      <w:r>
+        <w:rPr>
+          <w:rFonts w:ascii="Times New Roman" w:eastAsia="宋体" w:hAnsi="Times New Roman" w:cs="Times New Roman" w:hint="eastAsia"/>
+          <w:sz w:val="24"/>
+        </w:rPr>
+        <w:t>刘瑶</w:t>
+      </w:r>
+      <w:r>
+        <w:rPr>
+          <w:rFonts w:ascii="Times New Roman" w:eastAsia="宋体" w:hAnsi="Times New Roman" w:cs="Times New Roman" w:hint="eastAsia"/>
+          <w:sz w:val="24"/>
+        </w:rPr>
+        <w:t>.</w:t>
+      </w:r>
+      <w:r>
+        <w:rPr>
+          <w:rFonts w:ascii="Times New Roman" w:eastAsia="宋体" w:hAnsi="Times New Roman" w:cs="Times New Roman" w:hint="eastAsia"/>
+          <w:sz w:val="24"/>
+        </w:rPr>
+        <w:t>三相逆变器故障信号特征提取及故障诊断方法研究</w:t>
+      </w:r>
+      <w:r>
+        <w:rPr>
+          <w:rFonts w:ascii="Times New Roman" w:eastAsia="宋体" w:hAnsi="Times New Roman" w:cs="Times New Roman" w:hint="eastAsia"/>
+          <w:sz w:val="24"/>
+        </w:rPr>
+        <w:t>[D].</w:t>
+      </w:r>
+      <w:r>
+        <w:rPr>
+          <w:rFonts w:ascii="Times New Roman" w:eastAsia="宋体" w:hAnsi="Times New Roman" w:cs="Times New Roman" w:hint="eastAsia"/>
+          <w:sz w:val="24"/>
+        </w:rPr>
+        <w:t>昆明理工大学</w:t>
+      </w:r>
+      <w:r>
+        <w:rPr>
+          <w:rFonts w:ascii="Times New Roman" w:eastAsia="宋体" w:hAnsi="Times New Roman" w:cs="Times New Roman" w:hint="eastAsia"/>
+          <w:sz w:val="24"/>
+        </w:rPr>
         <w:t>,2025.</w:t>
       </w:r>
-      <w:proofErr w:type="gramStart"/>
-      <w:r>
-        <w:rPr>
-          <w:rFonts w:ascii="Times New Roman" w:eastAsia="宋体" w:hAnsi="Times New Roman" w:cs="Times New Roman" w:hint="eastAsia"/>
-          <w:sz w:val="24"/>
-        </w:rPr>
-        <w:t>DOI:10.26944/d.cnki.gbfju</w:t>
-      </w:r>
-      <w:proofErr w:type="gramEnd"/>
-      <w:r>
-        <w:rPr>
-          <w:rFonts w:ascii="Times New Roman" w:eastAsia="宋体" w:hAnsi="Times New Roman" w:cs="Times New Roman" w:hint="eastAsia"/>
-          <w:sz w:val="24"/>
-        </w:rPr>
-        <w:t>.2025.000274.</w:t>
-      </w:r>
     </w:p>
     <w:p>
       <w:pPr>
@@ -18001,7 +17726,7 @@
           <w:rFonts w:ascii="Times New Roman" w:eastAsia="宋体" w:hAnsi="Times New Roman" w:cs="Times New Roman" w:hint="eastAsia"/>
           <w:sz w:val="24"/>
         </w:rPr>
-        <w:t>4</w:t>
+        <w:t>6</w:t>
       </w:r>
       <w:r>
         <w:rPr>
@@ -18010,15 +17735,13 @@
         </w:rPr>
         <w:t>]</w:t>
       </w:r>
-      <w:proofErr w:type="gramStart"/>
-      <w:r>
-        <w:rPr>
-          <w:rFonts w:ascii="Times New Roman" w:eastAsia="宋体" w:hAnsi="Times New Roman" w:cs="Times New Roman" w:hint="eastAsia"/>
-          <w:sz w:val="24"/>
-        </w:rPr>
-        <w:t>安杨</w:t>
-      </w:r>
-      <w:proofErr w:type="gramEnd"/>
+      <w:r>
+        <w:rPr>
+          <w:rFonts w:ascii="Times New Roman" w:eastAsia="宋体" w:hAnsi="Times New Roman" w:cs="Times New Roman" w:hint="eastAsia"/>
+          <w:sz w:val="24"/>
+        </w:rPr>
+        <w:t>李孟晖</w:t>
+      </w:r>
       <w:r>
         <w:rPr>
           <w:rFonts w:ascii="Times New Roman" w:eastAsia="宋体" w:hAnsi="Times New Roman" w:cs="Times New Roman" w:hint="eastAsia"/>
@@ -18031,21 +17754,21 @@
           <w:rFonts w:ascii="Times New Roman" w:eastAsia="宋体" w:hAnsi="Times New Roman" w:cs="Times New Roman" w:hint="eastAsia"/>
           <w:sz w:val="24"/>
         </w:rPr>
-        <w:t>基于数据驱动的</w:t>
-      </w:r>
-      <w:r>
-        <w:rPr>
-          <w:rFonts w:ascii="Times New Roman" w:eastAsia="宋体" w:hAnsi="Times New Roman" w:cs="Times New Roman" w:hint="eastAsia"/>
-          <w:sz w:val="24"/>
-        </w:rPr>
-        <w:t>MMC</w:t>
-      </w:r>
-      <w:r>
-        <w:rPr>
-          <w:rFonts w:ascii="Times New Roman" w:eastAsia="宋体" w:hAnsi="Times New Roman" w:cs="Times New Roman" w:hint="eastAsia"/>
-          <w:sz w:val="24"/>
-        </w:rPr>
-        <w:t>子模块开路故障预测与故障诊断</w:t>
+        <w:t>基于深度学习的</w:t>
+      </w:r>
+      <w:r>
+        <w:rPr>
+          <w:rFonts w:ascii="Times New Roman" w:eastAsia="宋体" w:hAnsi="Times New Roman" w:cs="Times New Roman" w:hint="eastAsia"/>
+          <w:sz w:val="24"/>
+        </w:rPr>
+        <w:t>NPC</w:t>
+      </w:r>
+      <w:r>
+        <w:rPr>
+          <w:rFonts w:ascii="Times New Roman" w:eastAsia="宋体" w:hAnsi="Times New Roman" w:cs="Times New Roman" w:hint="eastAsia"/>
+          <w:sz w:val="24"/>
+        </w:rPr>
+        <w:t>三电平逆变器开路故障诊断研究</w:t>
       </w:r>
       <w:r>
         <w:rPr>
@@ -18059,30 +17782,14 @@
           <w:rFonts w:ascii="Times New Roman" w:eastAsia="宋体" w:hAnsi="Times New Roman" w:cs="Times New Roman" w:hint="eastAsia"/>
           <w:sz w:val="24"/>
         </w:rPr>
-        <w:t>西安理工大学</w:t>
-      </w:r>
-      <w:r>
-        <w:rPr>
-          <w:rFonts w:ascii="Times New Roman" w:eastAsia="宋体" w:hAnsi="Times New Roman" w:cs="Times New Roman" w:hint="eastAsia"/>
-          <w:sz w:val="24"/>
-        </w:rPr>
-        <w:t>,2025.</w:t>
-      </w:r>
-      <w:proofErr w:type="gramStart"/>
-      <w:r>
-        <w:rPr>
-          <w:rFonts w:ascii="Times New Roman" w:eastAsia="宋体" w:hAnsi="Times New Roman" w:cs="Times New Roman" w:hint="eastAsia"/>
-          <w:sz w:val="24"/>
-        </w:rPr>
-        <w:t>DOI:10.27398/d.cnki.gxalu</w:t>
-      </w:r>
-      <w:proofErr w:type="gramEnd"/>
-      <w:r>
-        <w:rPr>
-          <w:rFonts w:ascii="Times New Roman" w:eastAsia="宋体" w:hAnsi="Times New Roman" w:cs="Times New Roman" w:hint="eastAsia"/>
-          <w:sz w:val="24"/>
-        </w:rPr>
-        <w:t>.2025.000062.</w:t>
+        <w:t>天津工业大学</w:t>
+      </w:r>
+      <w:r>
+        <w:rPr>
+          <w:rFonts w:ascii="Times New Roman" w:eastAsia="宋体" w:hAnsi="Times New Roman" w:cs="Times New Roman" w:hint="eastAsia"/>
+          <w:sz w:val="24"/>
+        </w:rPr>
+        <w:t>,2025.DOI:10.27357/d.cnki.gtgyu.2025.000390.</w:t>
       </w:r>
     </w:p>
     <w:p>
@@ -18105,7 +17812,7 @@
           <w:rFonts w:ascii="Times New Roman" w:eastAsia="宋体" w:hAnsi="Times New Roman" w:cs="Times New Roman" w:hint="eastAsia"/>
           <w:sz w:val="24"/>
         </w:rPr>
-        <w:t>5</w:t>
+        <w:t>7</w:t>
       </w:r>
       <w:r>
         <w:rPr>
@@ -18114,15 +17821,55 @@
         </w:rPr>
         <w:t>]</w:t>
       </w:r>
-      <w:proofErr w:type="gramStart"/>
-      <w:r>
-        <w:rPr>
-          <w:rFonts w:ascii="Times New Roman" w:eastAsia="宋体" w:hAnsi="Times New Roman" w:cs="Times New Roman" w:hint="eastAsia"/>
-          <w:sz w:val="24"/>
-        </w:rPr>
-        <w:t>刘瑶</w:t>
-      </w:r>
-      <w:proofErr w:type="gramEnd"/>
+      <w:r>
+        <w:rPr>
+          <w:rFonts w:ascii="Times New Roman" w:eastAsia="宋体" w:hAnsi="Times New Roman" w:cs="Times New Roman" w:hint="eastAsia"/>
+          <w:sz w:val="24"/>
+        </w:rPr>
+        <w:t>崔向虎</w:t>
+      </w:r>
+      <w:r>
+        <w:rPr>
+          <w:rFonts w:ascii="Times New Roman" w:eastAsia="宋体" w:hAnsi="Times New Roman" w:cs="Times New Roman" w:hint="eastAsia"/>
+          <w:sz w:val="24"/>
+        </w:rPr>
+        <w:t>,</w:t>
+      </w:r>
+      <w:r>
+        <w:rPr>
+          <w:rFonts w:ascii="Times New Roman" w:eastAsia="宋体" w:hAnsi="Times New Roman" w:cs="Times New Roman" w:hint="eastAsia"/>
+          <w:sz w:val="24"/>
+        </w:rPr>
+        <w:t>徐越飞</w:t>
+      </w:r>
+      <w:r>
+        <w:rPr>
+          <w:rFonts w:ascii="Times New Roman" w:eastAsia="宋体" w:hAnsi="Times New Roman" w:cs="Times New Roman" w:hint="eastAsia"/>
+          <w:sz w:val="24"/>
+        </w:rPr>
+        <w:t>,</w:t>
+      </w:r>
+      <w:r>
+        <w:rPr>
+          <w:rFonts w:ascii="Times New Roman" w:eastAsia="宋体" w:hAnsi="Times New Roman" w:cs="Times New Roman" w:hint="eastAsia"/>
+          <w:sz w:val="24"/>
+        </w:rPr>
+        <w:t>戚佳金</w:t>
+      </w:r>
+      <w:r>
+        <w:rPr>
+          <w:rFonts w:ascii="Times New Roman" w:eastAsia="宋体" w:hAnsi="Times New Roman" w:cs="Times New Roman" w:hint="eastAsia"/>
+          <w:sz w:val="24"/>
+        </w:rPr>
+        <w:t>,</w:t>
+      </w:r>
+      <w:r>
+        <w:rPr>
+          <w:rFonts w:ascii="Times New Roman" w:eastAsia="宋体" w:hAnsi="Times New Roman" w:cs="Times New Roman" w:hint="eastAsia"/>
+          <w:sz w:val="24"/>
+        </w:rPr>
+        <w:t>等</w:t>
+      </w:r>
       <w:r>
         <w:rPr>
           <w:rFonts w:ascii="Times New Roman" w:eastAsia="宋体" w:hAnsi="Times New Roman" w:cs="Times New Roman" w:hint="eastAsia"/>
@@ -18135,7 +17882,79 @@
           <w:rFonts w:ascii="Times New Roman" w:eastAsia="宋体" w:hAnsi="Times New Roman" w:cs="Times New Roman" w:hint="eastAsia"/>
           <w:sz w:val="24"/>
         </w:rPr>
-        <w:t>三相逆变器故障信号特征提取及故障诊断方法研究</w:t>
+        <w:t>基于多源特征融合去噪网络的配电网故障辨识方法研究</w:t>
+      </w:r>
+      <w:r>
+        <w:rPr>
+          <w:rFonts w:ascii="Times New Roman" w:eastAsia="宋体" w:hAnsi="Times New Roman" w:cs="Times New Roman" w:hint="eastAsia"/>
+          <w:sz w:val="24"/>
+        </w:rPr>
+        <w:t>[J].</w:t>
+      </w:r>
+      <w:r>
+        <w:rPr>
+          <w:rFonts w:ascii="Times New Roman" w:eastAsia="宋体" w:hAnsi="Times New Roman" w:cs="Times New Roman" w:hint="eastAsia"/>
+          <w:sz w:val="24"/>
+        </w:rPr>
+        <w:t>综合智慧能源</w:t>
+      </w:r>
+      <w:r>
+        <w:rPr>
+          <w:rFonts w:ascii="Times New Roman" w:eastAsia="宋体" w:hAnsi="Times New Roman" w:cs="Times New Roman" w:hint="eastAsia"/>
+          <w:sz w:val="24"/>
+        </w:rPr>
+        <w:t>,2026,48(2):27-36.</w:t>
+      </w:r>
+    </w:p>
+    <w:p>
+      <w:pPr>
+        <w:spacing w:line="360" w:lineRule="auto"/>
+        <w:rPr>
+          <w:rFonts w:ascii="Times New Roman" w:eastAsia="宋体" w:hAnsi="Times New Roman" w:cs="Times New Roman"/>
+          <w:sz w:val="24"/>
+        </w:rPr>
+      </w:pPr>
+      <w:r>
+        <w:rPr>
+          <w:rFonts w:ascii="Times New Roman" w:eastAsia="宋体" w:hAnsi="Times New Roman" w:cs="Times New Roman" w:hint="eastAsia"/>
+          <w:sz w:val="24"/>
+        </w:rPr>
+        <w:t>[</w:t>
+      </w:r>
+      <w:r>
+        <w:rPr>
+          <w:rFonts w:ascii="Times New Roman" w:eastAsia="宋体" w:hAnsi="Times New Roman" w:cs="Times New Roman" w:hint="eastAsia"/>
+          <w:sz w:val="24"/>
+        </w:rPr>
+        <w:t>8</w:t>
+      </w:r>
+      <w:r>
+        <w:rPr>
+          <w:rFonts w:ascii="Times New Roman" w:eastAsia="宋体" w:hAnsi="Times New Roman" w:cs="Times New Roman" w:hint="eastAsia"/>
+          <w:sz w:val="24"/>
+        </w:rPr>
+        <w:t>]</w:t>
+      </w:r>
+      <w:r>
+        <w:rPr>
+          <w:rFonts w:ascii="Times New Roman" w:eastAsia="宋体" w:hAnsi="Times New Roman" w:cs="Times New Roman" w:hint="eastAsia"/>
+          <w:sz w:val="24"/>
+        </w:rPr>
+        <w:t>张伟</w:t>
+      </w:r>
+      <w:r>
+        <w:rPr>
+          <w:rFonts w:ascii="Times New Roman" w:eastAsia="宋体" w:hAnsi="Times New Roman" w:cs="Times New Roman" w:hint="eastAsia"/>
+          <w:sz w:val="24"/>
+        </w:rPr>
+        <w:t>.</w:t>
+      </w:r>
+      <w:r>
+        <w:rPr>
+          <w:rFonts w:ascii="Times New Roman" w:eastAsia="宋体" w:hAnsi="Times New Roman" w:cs="Times New Roman" w:hint="eastAsia"/>
+          <w:sz w:val="24"/>
+        </w:rPr>
+        <w:t>基于卷积神经网络的轴承故障诊断算法研究</w:t>
       </w:r>
       <w:r>
         <w:rPr>
@@ -18149,312 +17968,6 @@
           <w:rFonts w:ascii="Times New Roman" w:eastAsia="宋体" w:hAnsi="Times New Roman" w:cs="Times New Roman" w:hint="eastAsia"/>
           <w:sz w:val="24"/>
         </w:rPr>
-        <w:t>昆明理工大学</w:t>
-      </w:r>
-      <w:r>
-        <w:rPr>
-          <w:rFonts w:ascii="Times New Roman" w:eastAsia="宋体" w:hAnsi="Times New Roman" w:cs="Times New Roman" w:hint="eastAsia"/>
-          <w:sz w:val="24"/>
-        </w:rPr>
-        <w:t>,2025.</w:t>
-      </w:r>
-    </w:p>
-    <w:p>
-      <w:pPr>
-        <w:spacing w:line="360" w:lineRule="auto"/>
-        <w:rPr>
-          <w:rFonts w:ascii="Times New Roman" w:eastAsia="宋体" w:hAnsi="Times New Roman" w:cs="Times New Roman"/>
-          <w:sz w:val="24"/>
-        </w:rPr>
-      </w:pPr>
-      <w:r>
-        <w:rPr>
-          <w:rFonts w:ascii="Times New Roman" w:eastAsia="宋体" w:hAnsi="Times New Roman" w:cs="Times New Roman" w:hint="eastAsia"/>
-          <w:sz w:val="24"/>
-        </w:rPr>
-        <w:t>[</w:t>
-      </w:r>
-      <w:r>
-        <w:rPr>
-          <w:rFonts w:ascii="Times New Roman" w:eastAsia="宋体" w:hAnsi="Times New Roman" w:cs="Times New Roman" w:hint="eastAsia"/>
-          <w:sz w:val="24"/>
-        </w:rPr>
-        <w:t>6</w:t>
-      </w:r>
-      <w:r>
-        <w:rPr>
-          <w:rFonts w:ascii="Times New Roman" w:eastAsia="宋体" w:hAnsi="Times New Roman" w:cs="Times New Roman" w:hint="eastAsia"/>
-          <w:sz w:val="24"/>
-        </w:rPr>
-        <w:t>]</w:t>
-      </w:r>
-      <w:proofErr w:type="gramStart"/>
-      <w:r>
-        <w:rPr>
-          <w:rFonts w:ascii="Times New Roman" w:eastAsia="宋体" w:hAnsi="Times New Roman" w:cs="Times New Roman" w:hint="eastAsia"/>
-          <w:sz w:val="24"/>
-        </w:rPr>
-        <w:t>李孟晖</w:t>
-      </w:r>
-      <w:proofErr w:type="gramEnd"/>
-      <w:r>
-        <w:rPr>
-          <w:rFonts w:ascii="Times New Roman" w:eastAsia="宋体" w:hAnsi="Times New Roman" w:cs="Times New Roman" w:hint="eastAsia"/>
-          <w:sz w:val="24"/>
-        </w:rPr>
-        <w:t>.</w:t>
-      </w:r>
-      <w:r>
-        <w:rPr>
-          <w:rFonts w:ascii="Times New Roman" w:eastAsia="宋体" w:hAnsi="Times New Roman" w:cs="Times New Roman" w:hint="eastAsia"/>
-          <w:sz w:val="24"/>
-        </w:rPr>
-        <w:t>基于深度学习的</w:t>
-      </w:r>
-      <w:r>
-        <w:rPr>
-          <w:rFonts w:ascii="Times New Roman" w:eastAsia="宋体" w:hAnsi="Times New Roman" w:cs="Times New Roman" w:hint="eastAsia"/>
-          <w:sz w:val="24"/>
-        </w:rPr>
-        <w:t>NPC</w:t>
-      </w:r>
-      <w:r>
-        <w:rPr>
-          <w:rFonts w:ascii="Times New Roman" w:eastAsia="宋体" w:hAnsi="Times New Roman" w:cs="Times New Roman" w:hint="eastAsia"/>
-          <w:sz w:val="24"/>
-        </w:rPr>
-        <w:t>三电平逆变器开路故障诊断研究</w:t>
-      </w:r>
-      <w:r>
-        <w:rPr>
-          <w:rFonts w:ascii="Times New Roman" w:eastAsia="宋体" w:hAnsi="Times New Roman" w:cs="Times New Roman" w:hint="eastAsia"/>
-          <w:sz w:val="24"/>
-        </w:rPr>
-        <w:t>[D].</w:t>
-      </w:r>
-      <w:r>
-        <w:rPr>
-          <w:rFonts w:ascii="Times New Roman" w:eastAsia="宋体" w:hAnsi="Times New Roman" w:cs="Times New Roman" w:hint="eastAsia"/>
-          <w:sz w:val="24"/>
-        </w:rPr>
-        <w:t>天津工业大学</w:t>
-      </w:r>
-      <w:r>
-        <w:rPr>
-          <w:rFonts w:ascii="Times New Roman" w:eastAsia="宋体" w:hAnsi="Times New Roman" w:cs="Times New Roman" w:hint="eastAsia"/>
-          <w:sz w:val="24"/>
-        </w:rPr>
-        <w:t>,2025.</w:t>
-      </w:r>
-      <w:proofErr w:type="gramStart"/>
-      <w:r>
-        <w:rPr>
-          <w:rFonts w:ascii="Times New Roman" w:eastAsia="宋体" w:hAnsi="Times New Roman" w:cs="Times New Roman" w:hint="eastAsia"/>
-          <w:sz w:val="24"/>
-        </w:rPr>
-        <w:t>DOI:10.27357/d.cnki.gtgyu</w:t>
-      </w:r>
-      <w:proofErr w:type="gramEnd"/>
-      <w:r>
-        <w:rPr>
-          <w:rFonts w:ascii="Times New Roman" w:eastAsia="宋体" w:hAnsi="Times New Roman" w:cs="Times New Roman" w:hint="eastAsia"/>
-          <w:sz w:val="24"/>
-        </w:rPr>
-        <w:t>.2025.000390.</w:t>
-      </w:r>
-    </w:p>
-    <w:p>
-      <w:pPr>
-        <w:spacing w:line="360" w:lineRule="auto"/>
-        <w:rPr>
-          <w:rFonts w:ascii="Times New Roman" w:eastAsia="宋体" w:hAnsi="Times New Roman" w:cs="Times New Roman"/>
-          <w:sz w:val="24"/>
-        </w:rPr>
-      </w:pPr>
-      <w:r>
-        <w:rPr>
-          <w:rFonts w:ascii="Times New Roman" w:eastAsia="宋体" w:hAnsi="Times New Roman" w:cs="Times New Roman" w:hint="eastAsia"/>
-          <w:sz w:val="24"/>
-        </w:rPr>
-        <w:t>[</w:t>
-      </w:r>
-      <w:r>
-        <w:rPr>
-          <w:rFonts w:ascii="Times New Roman" w:eastAsia="宋体" w:hAnsi="Times New Roman" w:cs="Times New Roman" w:hint="eastAsia"/>
-          <w:sz w:val="24"/>
-        </w:rPr>
-        <w:t>7</w:t>
-      </w:r>
-      <w:r>
-        <w:rPr>
-          <w:rFonts w:ascii="Times New Roman" w:eastAsia="宋体" w:hAnsi="Times New Roman" w:cs="Times New Roman" w:hint="eastAsia"/>
-          <w:sz w:val="24"/>
-        </w:rPr>
-        <w:t>]</w:t>
-      </w:r>
-      <w:r>
-        <w:rPr>
-          <w:rFonts w:ascii="Times New Roman" w:eastAsia="宋体" w:hAnsi="Times New Roman" w:cs="Times New Roman" w:hint="eastAsia"/>
-          <w:sz w:val="24"/>
-        </w:rPr>
-        <w:t>崔向虎</w:t>
-      </w:r>
-      <w:r>
-        <w:rPr>
-          <w:rFonts w:ascii="Times New Roman" w:eastAsia="宋体" w:hAnsi="Times New Roman" w:cs="Times New Roman" w:hint="eastAsia"/>
-          <w:sz w:val="24"/>
-        </w:rPr>
-        <w:t>,</w:t>
-      </w:r>
-      <w:r>
-        <w:rPr>
-          <w:rFonts w:ascii="Times New Roman" w:eastAsia="宋体" w:hAnsi="Times New Roman" w:cs="Times New Roman" w:hint="eastAsia"/>
-          <w:sz w:val="24"/>
-        </w:rPr>
-        <w:t>徐越飞</w:t>
-      </w:r>
-      <w:r>
-        <w:rPr>
-          <w:rFonts w:ascii="Times New Roman" w:eastAsia="宋体" w:hAnsi="Times New Roman" w:cs="Times New Roman" w:hint="eastAsia"/>
-          <w:sz w:val="24"/>
-        </w:rPr>
-        <w:t>,</w:t>
-      </w:r>
-      <w:r>
-        <w:rPr>
-          <w:rFonts w:ascii="Times New Roman" w:eastAsia="宋体" w:hAnsi="Times New Roman" w:cs="Times New Roman" w:hint="eastAsia"/>
-          <w:sz w:val="24"/>
-        </w:rPr>
-        <w:t>戚佳金</w:t>
-      </w:r>
-      <w:r>
-        <w:rPr>
-          <w:rFonts w:ascii="Times New Roman" w:eastAsia="宋体" w:hAnsi="Times New Roman" w:cs="Times New Roman" w:hint="eastAsia"/>
-          <w:sz w:val="24"/>
-        </w:rPr>
-        <w:t>,</w:t>
-      </w:r>
-      <w:r>
-        <w:rPr>
-          <w:rFonts w:ascii="Times New Roman" w:eastAsia="宋体" w:hAnsi="Times New Roman" w:cs="Times New Roman" w:hint="eastAsia"/>
-          <w:sz w:val="24"/>
-        </w:rPr>
-        <w:t>等</w:t>
-      </w:r>
-      <w:r>
-        <w:rPr>
-          <w:rFonts w:ascii="Times New Roman" w:eastAsia="宋体" w:hAnsi="Times New Roman" w:cs="Times New Roman" w:hint="eastAsia"/>
-          <w:sz w:val="24"/>
-        </w:rPr>
-        <w:t>.</w:t>
-      </w:r>
-      <w:r>
-        <w:rPr>
-          <w:rFonts w:ascii="Times New Roman" w:eastAsia="宋体" w:hAnsi="Times New Roman" w:cs="Times New Roman" w:hint="eastAsia"/>
-          <w:sz w:val="24"/>
-        </w:rPr>
-        <w:t>基于多</w:t>
-      </w:r>
-      <w:proofErr w:type="gramStart"/>
-      <w:r>
-        <w:rPr>
-          <w:rFonts w:ascii="Times New Roman" w:eastAsia="宋体" w:hAnsi="Times New Roman" w:cs="Times New Roman" w:hint="eastAsia"/>
-          <w:sz w:val="24"/>
-        </w:rPr>
-        <w:t>源特征融合去噪网络</w:t>
-      </w:r>
-      <w:proofErr w:type="gramEnd"/>
-      <w:r>
-        <w:rPr>
-          <w:rFonts w:ascii="Times New Roman" w:eastAsia="宋体" w:hAnsi="Times New Roman" w:cs="Times New Roman" w:hint="eastAsia"/>
-          <w:sz w:val="24"/>
-        </w:rPr>
-        <w:t>的配电网故障辨识方法研究</w:t>
-      </w:r>
-      <w:r>
-        <w:rPr>
-          <w:rFonts w:ascii="Times New Roman" w:eastAsia="宋体" w:hAnsi="Times New Roman" w:cs="Times New Roman" w:hint="eastAsia"/>
-          <w:sz w:val="24"/>
-        </w:rPr>
-        <w:t>[J].</w:t>
-      </w:r>
-      <w:r>
-        <w:rPr>
-          <w:rFonts w:ascii="Times New Roman" w:eastAsia="宋体" w:hAnsi="Times New Roman" w:cs="Times New Roman" w:hint="eastAsia"/>
-          <w:sz w:val="24"/>
-        </w:rPr>
-        <w:t>综合智慧能源</w:t>
-      </w:r>
-      <w:r>
-        <w:rPr>
-          <w:rFonts w:ascii="Times New Roman" w:eastAsia="宋体" w:hAnsi="Times New Roman" w:cs="Times New Roman" w:hint="eastAsia"/>
-          <w:sz w:val="24"/>
-        </w:rPr>
-        <w:t>,2026,48(2):27-36.</w:t>
-      </w:r>
-    </w:p>
-    <w:p>
-      <w:pPr>
-        <w:spacing w:line="360" w:lineRule="auto"/>
-        <w:rPr>
-          <w:rFonts w:ascii="Times New Roman" w:eastAsia="宋体" w:hAnsi="Times New Roman" w:cs="Times New Roman"/>
-          <w:sz w:val="24"/>
-        </w:rPr>
-      </w:pPr>
-      <w:r>
-        <w:rPr>
-          <w:rFonts w:ascii="Times New Roman" w:eastAsia="宋体" w:hAnsi="Times New Roman" w:cs="Times New Roman" w:hint="eastAsia"/>
-          <w:sz w:val="24"/>
-        </w:rPr>
-        <w:t>[</w:t>
-      </w:r>
-      <w:r>
-        <w:rPr>
-          <w:rFonts w:ascii="Times New Roman" w:eastAsia="宋体" w:hAnsi="Times New Roman" w:cs="Times New Roman" w:hint="eastAsia"/>
-          <w:sz w:val="24"/>
-        </w:rPr>
-        <w:t>8</w:t>
-      </w:r>
-      <w:r>
-        <w:rPr>
-          <w:rFonts w:ascii="Times New Roman" w:eastAsia="宋体" w:hAnsi="Times New Roman" w:cs="Times New Roman" w:hint="eastAsia"/>
-          <w:sz w:val="24"/>
-        </w:rPr>
-        <w:t>]</w:t>
-      </w:r>
-      <w:r>
-        <w:rPr>
-          <w:rFonts w:ascii="Times New Roman" w:eastAsia="宋体" w:hAnsi="Times New Roman" w:cs="Times New Roman" w:hint="eastAsia"/>
-          <w:sz w:val="24"/>
-        </w:rPr>
-        <w:t>张伟</w:t>
-      </w:r>
-      <w:r>
-        <w:rPr>
-          <w:rFonts w:ascii="Times New Roman" w:eastAsia="宋体" w:hAnsi="Times New Roman" w:cs="Times New Roman" w:hint="eastAsia"/>
-          <w:sz w:val="24"/>
-        </w:rPr>
-        <w:t>.</w:t>
-      </w:r>
-      <w:r>
-        <w:rPr>
-          <w:rFonts w:ascii="Times New Roman" w:eastAsia="宋体" w:hAnsi="Times New Roman" w:cs="Times New Roman" w:hint="eastAsia"/>
-          <w:sz w:val="24"/>
-        </w:rPr>
-        <w:t>基于卷积神经网络的轴承故障诊断算法研究</w:t>
-      </w:r>
-      <w:r>
-        <w:rPr>
-          <w:rFonts w:ascii="Times New Roman" w:eastAsia="宋体" w:hAnsi="Times New Roman" w:cs="Times New Roman" w:hint="eastAsia"/>
-          <w:sz w:val="24"/>
-        </w:rPr>
-        <w:t>[D].</w:t>
-      </w:r>
-      <w:r>
-        <w:rPr>
-          <w:rFonts w:ascii="Times New Roman" w:eastAsia="宋体" w:hAnsi="Times New Roman" w:cs="Times New Roman" w:hint="eastAsia"/>
-          <w:sz w:val="24"/>
-        </w:rPr>
         <w:t>哈尔滨工业大学</w:t>
       </w:r>
       <w:r>
@@ -18464,15 +17977,6 @@
         </w:rPr>
         <w:t>,2017.</w:t>
       </w:r>
-    </w:p>
-    <w:p>
-      <w:pPr>
-        <w:spacing w:line="360" w:lineRule="auto"/>
-        <w:rPr>
-          <w:rFonts w:ascii="Times New Roman" w:eastAsia="宋体" w:hAnsi="Times New Roman" w:cs="Times New Roman"/>
-          <w:sz w:val="24"/>
-        </w:rPr>
-      </w:pPr>
     </w:p>
     <w:sectPr>
       <w:headerReference w:type="default" r:id="rId46"/>
